--- a/gam-model-results-table-formatted.docx
+++ b/gam-model-results-table-formatted.docx
@@ -33,39 +33,25 @@
           <w:sz w:val="20"/>
           <w:szCs w:val="20"/>
         </w:rPr>
-        <w:t xml:space="preserve">Model </w:t>
+        <w:t xml:space="preserve">Model I: Presence ~ s(Year) + </w:t>
       </w:r>
+      <w:proofErr w:type="gramStart"/>
       <w:r>
         <w:rPr>
           <w:rFonts w:ascii="Times New Roman" w:hAnsi="Times New Roman" w:cs="Times New Roman"/>
           <w:sz w:val="20"/>
           <w:szCs w:val="20"/>
         </w:rPr>
-        <w:t>I</w:t>
+        <w:t>s(</w:t>
       </w:r>
+      <w:proofErr w:type="gramEnd"/>
       <w:r>
         <w:rPr>
           <w:rFonts w:ascii="Times New Roman" w:hAnsi="Times New Roman" w:cs="Times New Roman"/>
           <w:sz w:val="20"/>
           <w:szCs w:val="20"/>
         </w:rPr>
-        <w:t>:</w:t>
-      </w:r>
-      <w:r>
-        <w:rPr>
-          <w:rFonts w:ascii="Times New Roman" w:hAnsi="Times New Roman" w:cs="Times New Roman"/>
-          <w:sz w:val="20"/>
-          <w:szCs w:val="20"/>
-        </w:rPr>
-        <w:t xml:space="preserve"> </w:t>
-      </w:r>
-      <w:r>
-        <w:rPr>
-          <w:rFonts w:ascii="Times New Roman" w:hAnsi="Times New Roman" w:cs="Times New Roman"/>
-          <w:sz w:val="20"/>
-          <w:szCs w:val="20"/>
-        </w:rPr>
-        <w:t>Presence ~ s(Year) + s(Survey, bs = "re")</w:t>
+        <w:t>Survey, bs = "re")</w:t>
       </w:r>
     </w:p>
     <w:p>
@@ -82,39 +68,43 @@
           <w:sz w:val="20"/>
           <w:szCs w:val="20"/>
         </w:rPr>
-        <w:t xml:space="preserve">Model </w:t>
+        <w:t xml:space="preserve">Model II: Presence ~ </w:t>
       </w:r>
+      <w:proofErr w:type="gramStart"/>
       <w:r>
         <w:rPr>
           <w:rFonts w:ascii="Times New Roman" w:hAnsi="Times New Roman" w:cs="Times New Roman"/>
           <w:sz w:val="20"/>
           <w:szCs w:val="20"/>
         </w:rPr>
-        <w:t>II</w:t>
+        <w:t>s(</w:t>
       </w:r>
+      <w:proofErr w:type="gramEnd"/>
       <w:r>
         <w:rPr>
           <w:rFonts w:ascii="Times New Roman" w:hAnsi="Times New Roman" w:cs="Times New Roman"/>
           <w:sz w:val="20"/>
           <w:szCs w:val="20"/>
         </w:rPr>
-        <w:t>:</w:t>
+        <w:t xml:space="preserve">Year, by = State) + State + </w:t>
       </w:r>
+      <w:proofErr w:type="gramStart"/>
       <w:r>
         <w:rPr>
           <w:rFonts w:ascii="Times New Roman" w:hAnsi="Times New Roman" w:cs="Times New Roman"/>
           <w:sz w:val="20"/>
           <w:szCs w:val="20"/>
         </w:rPr>
-        <w:t xml:space="preserve"> </w:t>
+        <w:t>s(</w:t>
       </w:r>
+      <w:proofErr w:type="gramEnd"/>
       <w:r>
         <w:rPr>
           <w:rFonts w:ascii="Times New Roman" w:hAnsi="Times New Roman" w:cs="Times New Roman"/>
           <w:sz w:val="20"/>
           <w:szCs w:val="20"/>
         </w:rPr>
-        <w:t>Presence ~ s(Year, by = State) + State + s(Survey, bs = "re")</w:t>
+        <w:t>Survey, bs = "re")</w:t>
       </w:r>
     </w:p>
     <w:p>
@@ -131,39 +121,43 @@
           <w:sz w:val="20"/>
           <w:szCs w:val="20"/>
         </w:rPr>
-        <w:t xml:space="preserve">Model </w:t>
+        <w:t xml:space="preserve">Model III: Presence ~ </w:t>
       </w:r>
+      <w:proofErr w:type="gramStart"/>
       <w:r>
         <w:rPr>
           <w:rFonts w:ascii="Times New Roman" w:hAnsi="Times New Roman" w:cs="Times New Roman"/>
           <w:sz w:val="20"/>
           <w:szCs w:val="20"/>
         </w:rPr>
-        <w:t>III</w:t>
+        <w:t>s(</w:t>
       </w:r>
+      <w:proofErr w:type="gramEnd"/>
       <w:r>
         <w:rPr>
           <w:rFonts w:ascii="Times New Roman" w:hAnsi="Times New Roman" w:cs="Times New Roman"/>
           <w:sz w:val="20"/>
           <w:szCs w:val="20"/>
         </w:rPr>
-        <w:t>:</w:t>
+        <w:t xml:space="preserve">Year, by = State) + State + </w:t>
       </w:r>
+      <w:proofErr w:type="gramStart"/>
       <w:r>
         <w:rPr>
           <w:rFonts w:ascii="Times New Roman" w:hAnsi="Times New Roman" w:cs="Times New Roman"/>
           <w:sz w:val="20"/>
           <w:szCs w:val="20"/>
         </w:rPr>
-        <w:t xml:space="preserve"> </w:t>
+        <w:t>s(</w:t>
       </w:r>
+      <w:proofErr w:type="gramEnd"/>
       <w:r>
         <w:rPr>
           <w:rFonts w:ascii="Times New Roman" w:hAnsi="Times New Roman" w:cs="Times New Roman"/>
           <w:sz w:val="20"/>
           <w:szCs w:val="20"/>
         </w:rPr>
-        <w:t>Presence ~ s(Year, by = State) + State + s(Survey, bs = "re") + s(</w:t>
+        <w:t>Survey, bs = "re") + s(</w:t>
       </w:r>
       <w:proofErr w:type="spellStart"/>
       <w:r>
@@ -198,55 +192,43 @@
           <w:sz w:val="20"/>
           <w:szCs w:val="20"/>
         </w:rPr>
-        <w:t>M</w:t>
+        <w:t xml:space="preserve">Model IV: Presence ~ </w:t>
       </w:r>
+      <w:proofErr w:type="gramStart"/>
       <w:r>
         <w:rPr>
           <w:rFonts w:ascii="Times New Roman" w:hAnsi="Times New Roman" w:cs="Times New Roman"/>
           <w:sz w:val="20"/>
           <w:szCs w:val="20"/>
         </w:rPr>
-        <w:t>o</w:t>
+        <w:t>s(</w:t>
       </w:r>
+      <w:proofErr w:type="gramEnd"/>
       <w:r>
         <w:rPr>
           <w:rFonts w:ascii="Times New Roman" w:hAnsi="Times New Roman" w:cs="Times New Roman"/>
           <w:sz w:val="20"/>
           <w:szCs w:val="20"/>
         </w:rPr>
-        <w:t xml:space="preserve">del </w:t>
+        <w:t xml:space="preserve">Year, by = State) + State + </w:t>
       </w:r>
+      <w:proofErr w:type="gramStart"/>
       <w:r>
         <w:rPr>
           <w:rFonts w:ascii="Times New Roman" w:hAnsi="Times New Roman" w:cs="Times New Roman"/>
           <w:sz w:val="20"/>
           <w:szCs w:val="20"/>
         </w:rPr>
-        <w:t>IV</w:t>
+        <w:t>s(</w:t>
       </w:r>
+      <w:proofErr w:type="gramEnd"/>
       <w:r>
         <w:rPr>
           <w:rFonts w:ascii="Times New Roman" w:hAnsi="Times New Roman" w:cs="Times New Roman"/>
           <w:sz w:val="20"/>
           <w:szCs w:val="20"/>
         </w:rPr>
-        <w:t>:</w:t>
-      </w:r>
-      <w:r>
-        <w:rPr>
-          <w:rFonts w:ascii="Times New Roman" w:hAnsi="Times New Roman" w:cs="Times New Roman"/>
-          <w:sz w:val="20"/>
-          <w:szCs w:val="20"/>
-        </w:rPr>
-        <w:t xml:space="preserve"> </w:t>
-      </w:r>
-      <w:r>
-        <w:rPr>
-          <w:rFonts w:ascii="Times New Roman" w:hAnsi="Times New Roman" w:cs="Times New Roman"/>
-          <w:sz w:val="20"/>
-          <w:szCs w:val="20"/>
-        </w:rPr>
-        <w:t>Presence ~ s(Year, by = State) + State + s(Survey, bs = "re") + s(Depth)</w:t>
+        <w:t>Survey, bs = "re") + s(Depth)</w:t>
       </w:r>
     </w:p>
     <w:p>
@@ -263,23 +245,43 @@
           <w:sz w:val="20"/>
           <w:szCs w:val="20"/>
         </w:rPr>
-        <w:t xml:space="preserve">Model </w:t>
+        <w:t xml:space="preserve">Model V: Presence ~ </w:t>
       </w:r>
+      <w:proofErr w:type="gramStart"/>
       <w:r>
         <w:rPr>
           <w:rFonts w:ascii="Times New Roman" w:hAnsi="Times New Roman" w:cs="Times New Roman"/>
           <w:sz w:val="20"/>
           <w:szCs w:val="20"/>
         </w:rPr>
-        <w:t xml:space="preserve">V: </w:t>
+        <w:t>s(</w:t>
       </w:r>
+      <w:proofErr w:type="gramEnd"/>
       <w:r>
         <w:rPr>
           <w:rFonts w:ascii="Times New Roman" w:hAnsi="Times New Roman" w:cs="Times New Roman"/>
           <w:sz w:val="20"/>
           <w:szCs w:val="20"/>
         </w:rPr>
-        <w:t>Presence ~ s(Year, by = State) + State + s(Survey, bs = "re") + s(Depth) + s(</w:t>
+        <w:t xml:space="preserve">Year, by = State) + State + </w:t>
+      </w:r>
+      <w:proofErr w:type="gramStart"/>
+      <w:r>
+        <w:rPr>
+          <w:rFonts w:ascii="Times New Roman" w:hAnsi="Times New Roman" w:cs="Times New Roman"/>
+          <w:sz w:val="20"/>
+          <w:szCs w:val="20"/>
+        </w:rPr>
+        <w:t>s(</w:t>
+      </w:r>
+      <w:proofErr w:type="gramEnd"/>
+      <w:r>
+        <w:rPr>
+          <w:rFonts w:ascii="Times New Roman" w:hAnsi="Times New Roman" w:cs="Times New Roman"/>
+          <w:sz w:val="20"/>
+          <w:szCs w:val="20"/>
+        </w:rPr>
+        <w:t>Survey, bs = "re") + s(Depth) + s(</w:t>
       </w:r>
       <w:proofErr w:type="spellStart"/>
       <w:r>
@@ -314,39 +316,43 @@
           <w:sz w:val="20"/>
           <w:szCs w:val="20"/>
         </w:rPr>
-        <w:t xml:space="preserve">Model </w:t>
+        <w:t xml:space="preserve">Model VI: Presence ~ </w:t>
       </w:r>
+      <w:proofErr w:type="gramStart"/>
       <w:r>
         <w:rPr>
           <w:rFonts w:ascii="Times New Roman" w:hAnsi="Times New Roman" w:cs="Times New Roman"/>
           <w:sz w:val="20"/>
           <w:szCs w:val="20"/>
         </w:rPr>
-        <w:t>VI</w:t>
+        <w:t>s(</w:t>
       </w:r>
+      <w:proofErr w:type="gramEnd"/>
       <w:r>
         <w:rPr>
           <w:rFonts w:ascii="Times New Roman" w:hAnsi="Times New Roman" w:cs="Times New Roman"/>
           <w:sz w:val="20"/>
           <w:szCs w:val="20"/>
         </w:rPr>
-        <w:t>:</w:t>
+        <w:t xml:space="preserve">Year, by = State) + State + </w:t>
       </w:r>
+      <w:proofErr w:type="gramStart"/>
       <w:r>
         <w:rPr>
           <w:rFonts w:ascii="Times New Roman" w:hAnsi="Times New Roman" w:cs="Times New Roman"/>
           <w:sz w:val="20"/>
           <w:szCs w:val="20"/>
         </w:rPr>
-        <w:t xml:space="preserve"> </w:t>
+        <w:t>s(</w:t>
       </w:r>
+      <w:proofErr w:type="gramEnd"/>
       <w:r>
         <w:rPr>
           <w:rFonts w:ascii="Times New Roman" w:hAnsi="Times New Roman" w:cs="Times New Roman"/>
           <w:sz w:val="20"/>
           <w:szCs w:val="20"/>
         </w:rPr>
-        <w:t xml:space="preserve">Presence ~ s(Year, by = State) + State + s(Survey, bs = "re") + Depth + </w:t>
+        <w:t xml:space="preserve">Survey, bs = "re") + Depth + </w:t>
       </w:r>
       <w:proofErr w:type="spellStart"/>
       <w:r>
@@ -373,7 +379,7 @@
           <w:sz w:val="20"/>
           <w:szCs w:val="20"/>
         </w:rPr>
-        <w:t xml:space="preserve">Model </w:t>
+        <w:t xml:space="preserve">Model VII: </w:t>
       </w:r>
       <w:r>
         <w:rPr>
@@ -381,31 +387,43 @@
           <w:sz w:val="20"/>
           <w:szCs w:val="20"/>
         </w:rPr>
-        <w:t>VII</w:t>
+        <w:t xml:space="preserve">Presence ~ </w:t>
       </w:r>
+      <w:proofErr w:type="gramStart"/>
       <w:r>
         <w:rPr>
           <w:rFonts w:ascii="Times New Roman" w:hAnsi="Times New Roman" w:cs="Times New Roman"/>
           <w:sz w:val="20"/>
           <w:szCs w:val="20"/>
         </w:rPr>
-        <w:t>:</w:t>
+        <w:t>s(</w:t>
       </w:r>
+      <w:proofErr w:type="gramEnd"/>
       <w:r>
         <w:rPr>
           <w:rFonts w:ascii="Times New Roman" w:hAnsi="Times New Roman" w:cs="Times New Roman"/>
           <w:sz w:val="20"/>
           <w:szCs w:val="20"/>
         </w:rPr>
-        <w:t xml:space="preserve"> </w:t>
+        <w:t xml:space="preserve">Year, by = State) + State + </w:t>
       </w:r>
+      <w:proofErr w:type="gramStart"/>
       <w:r>
         <w:rPr>
           <w:rFonts w:ascii="Times New Roman" w:hAnsi="Times New Roman" w:cs="Times New Roman"/>
           <w:sz w:val="20"/>
           <w:szCs w:val="20"/>
         </w:rPr>
-        <w:t>Presence ~ s(Year, by = State) + State + s(Survey, bs = "re") + Depth + s(</w:t>
+        <w:t>s(</w:t>
+      </w:r>
+      <w:proofErr w:type="gramEnd"/>
+      <w:r>
+        <w:rPr>
+          <w:rFonts w:ascii="Times New Roman" w:hAnsi="Times New Roman" w:cs="Times New Roman"/>
+          <w:sz w:val="20"/>
+          <w:szCs w:val="20"/>
+        </w:rPr>
+        <w:t>Survey, bs = "re") + Depth + s(</w:t>
       </w:r>
       <w:proofErr w:type="spellStart"/>
       <w:r>
@@ -523,15 +541,7 @@
                 <w:sz w:val="20"/>
                 <w:szCs w:val="20"/>
               </w:rPr>
-              <w:t>Model I</w:t>
-            </w:r>
-            <w:r>
-              <w:rPr>
-                <w:rFonts w:ascii="Times New Roman" w:hAnsi="Times New Roman" w:cs="Times New Roman"/>
-                <w:sz w:val="20"/>
-                <w:szCs w:val="20"/>
-              </w:rPr>
-              <w:t>I</w:t>
+              <w:t>Model II</w:t>
             </w:r>
           </w:p>
         </w:tc>
@@ -557,15 +567,7 @@
                 <w:sz w:val="20"/>
                 <w:szCs w:val="20"/>
               </w:rPr>
-              <w:t>Model I</w:t>
-            </w:r>
-            <w:r>
-              <w:rPr>
-                <w:rFonts w:ascii="Times New Roman" w:hAnsi="Times New Roman" w:cs="Times New Roman"/>
-                <w:sz w:val="20"/>
-                <w:szCs w:val="20"/>
-              </w:rPr>
-              <w:t>II</w:t>
+              <w:t>Model III</w:t>
             </w:r>
           </w:p>
         </w:tc>
@@ -591,15 +593,7 @@
                 <w:sz w:val="20"/>
                 <w:szCs w:val="20"/>
               </w:rPr>
-              <w:t>Model I</w:t>
-            </w:r>
-            <w:r>
-              <w:rPr>
-                <w:rFonts w:ascii="Times New Roman" w:hAnsi="Times New Roman" w:cs="Times New Roman"/>
-                <w:sz w:val="20"/>
-                <w:szCs w:val="20"/>
-              </w:rPr>
-              <w:t>V</w:t>
+              <w:t>Model IV</w:t>
             </w:r>
           </w:p>
         </w:tc>
@@ -625,15 +619,7 @@
                 <w:sz w:val="20"/>
                 <w:szCs w:val="20"/>
               </w:rPr>
-              <w:t xml:space="preserve">Model </w:t>
-            </w:r>
-            <w:r>
-              <w:rPr>
-                <w:rFonts w:ascii="Times New Roman" w:hAnsi="Times New Roman" w:cs="Times New Roman"/>
-                <w:sz w:val="20"/>
-                <w:szCs w:val="20"/>
-              </w:rPr>
-              <w:t>V</w:t>
+              <w:t>Model V</w:t>
             </w:r>
           </w:p>
         </w:tc>
@@ -659,23 +645,7 @@
                 <w:sz w:val="20"/>
                 <w:szCs w:val="20"/>
               </w:rPr>
-              <w:t xml:space="preserve">Model </w:t>
-            </w:r>
-            <w:r>
-              <w:rPr>
-                <w:rFonts w:ascii="Times New Roman" w:hAnsi="Times New Roman" w:cs="Times New Roman"/>
-                <w:sz w:val="20"/>
-                <w:szCs w:val="20"/>
-              </w:rPr>
-              <w:t>V</w:t>
-            </w:r>
-            <w:r>
-              <w:rPr>
-                <w:rFonts w:ascii="Times New Roman" w:hAnsi="Times New Roman" w:cs="Times New Roman"/>
-                <w:sz w:val="20"/>
-                <w:szCs w:val="20"/>
-              </w:rPr>
-              <w:t>I</w:t>
+              <w:t>Model VI</w:t>
             </w:r>
           </w:p>
         </w:tc>
@@ -702,23 +672,7 @@
                 <w:sz w:val="20"/>
                 <w:szCs w:val="20"/>
               </w:rPr>
-              <w:t xml:space="preserve">Model </w:t>
-            </w:r>
-            <w:r>
-              <w:rPr>
-                <w:rFonts w:ascii="Times New Roman" w:hAnsi="Times New Roman" w:cs="Times New Roman"/>
-                <w:sz w:val="20"/>
-                <w:szCs w:val="20"/>
-              </w:rPr>
-              <w:t>VI</w:t>
-            </w:r>
-            <w:r>
-              <w:rPr>
-                <w:rFonts w:ascii="Times New Roman" w:hAnsi="Times New Roman" w:cs="Times New Roman"/>
-                <w:sz w:val="20"/>
-                <w:szCs w:val="20"/>
-              </w:rPr>
-              <w:t>I</w:t>
+              <w:t>Model VII</w:t>
             </w:r>
           </w:p>
         </w:tc>
@@ -912,7 +866,7 @@
                 <w:sz w:val="20"/>
                 <w:szCs w:val="20"/>
               </w:rPr>
-              <w:t>-969.048</w:t>
+              <w:t>-4.264</w:t>
             </w:r>
           </w:p>
         </w:tc>
@@ -1096,7 +1050,7 @@
                 <w:sz w:val="20"/>
                 <w:szCs w:val="20"/>
               </w:rPr>
-              <w:t>(1265668.676)</w:t>
+              <w:t>(1.049)</w:t>
             </w:r>
           </w:p>
         </w:tc>
@@ -1280,7 +1234,7 @@
                 <w:sz w:val="20"/>
                 <w:szCs w:val="20"/>
               </w:rPr>
-              <w:t>959.334</w:t>
+              <w:t>-0.815</w:t>
             </w:r>
           </w:p>
         </w:tc>
@@ -1456,7 +1410,7 @@
                 <w:sz w:val="20"/>
                 <w:szCs w:val="20"/>
               </w:rPr>
-              <w:t>(1265668.676)</w:t>
+              <w:t>(1.415)</w:t>
             </w:r>
           </w:p>
         </w:tc>
@@ -1640,7 +1594,7 @@
                 <w:sz w:val="20"/>
                 <w:szCs w:val="20"/>
               </w:rPr>
-              <w:t>966.916</w:t>
+              <w:t>2.045</w:t>
             </w:r>
           </w:p>
         </w:tc>
@@ -1816,7 +1770,7 @@
                 <w:sz w:val="20"/>
                 <w:szCs w:val="20"/>
               </w:rPr>
-              <w:t>(1265668.676)</w:t>
+              <w:t>(1.017)</w:t>
             </w:r>
           </w:p>
         </w:tc>
@@ -2002,7 +1956,7 @@
                 <w:sz w:val="20"/>
                 <w:szCs w:val="20"/>
               </w:rPr>
-              <w:t>966.509</w:t>
+              <w:t>1.544</w:t>
             </w:r>
           </w:p>
         </w:tc>
@@ -2178,7 +2132,7 @@
                 <w:sz w:val="20"/>
                 <w:szCs w:val="20"/>
               </w:rPr>
-              <w:t>(1265668.676)</w:t>
+              <w:t>(1.048)</w:t>
             </w:r>
           </w:p>
         </w:tc>
@@ -2364,7 +2318,7 @@
                 <w:sz w:val="20"/>
                 <w:szCs w:val="20"/>
               </w:rPr>
-              <w:t>967.610</w:t>
+              <w:t>2.951</w:t>
             </w:r>
           </w:p>
         </w:tc>
@@ -2540,7 +2494,7 @@
                 <w:sz w:val="20"/>
                 <w:szCs w:val="20"/>
               </w:rPr>
-              <w:t>(1265668.676)</w:t>
+              <w:t>(1.016)</w:t>
             </w:r>
           </w:p>
         </w:tc>
@@ -2726,7 +2680,7 @@
                 <w:sz w:val="20"/>
                 <w:szCs w:val="20"/>
               </w:rPr>
-              <w:t>967.979</w:t>
+              <w:t>3.251</w:t>
             </w:r>
           </w:p>
         </w:tc>
@@ -2902,7 +2856,7 @@
                 <w:sz w:val="20"/>
                 <w:szCs w:val="20"/>
               </w:rPr>
-              <w:t>(1265668.676)</w:t>
+              <w:t>(1.010)</w:t>
             </w:r>
           </w:p>
         </w:tc>
@@ -3088,7 +3042,7 @@
                 <w:sz w:val="20"/>
                 <w:szCs w:val="20"/>
               </w:rPr>
-              <w:t>969.003</w:t>
+              <w:t>4.512</w:t>
             </w:r>
           </w:p>
         </w:tc>
@@ -3264,7 +3218,7 @@
                 <w:sz w:val="20"/>
                 <w:szCs w:val="20"/>
               </w:rPr>
-              <w:t>(1265668.676)</w:t>
+              <w:t>(1.007)</w:t>
             </w:r>
           </w:p>
         </w:tc>
@@ -3450,7 +3404,7 @@
                 <w:sz w:val="20"/>
                 <w:szCs w:val="20"/>
               </w:rPr>
-              <w:t>968.973</w:t>
+              <w:t>3.941</w:t>
             </w:r>
           </w:p>
         </w:tc>
@@ -3626,7 +3580,7 @@
                 <w:sz w:val="20"/>
                 <w:szCs w:val="20"/>
               </w:rPr>
-              <w:t>(1265668.676)</w:t>
+              <w:t>(1.011)</w:t>
             </w:r>
           </w:p>
         </w:tc>
@@ -3778,7 +3732,7 @@
                 <w:sz w:val="20"/>
                 <w:szCs w:val="20"/>
               </w:rPr>
-              <w:t>-0.045</w:t>
+              <w:t>-0.042</w:t>
             </w:r>
           </w:p>
         </w:tc>
@@ -4070,6 +4024,14 @@
                 <w:szCs w:val="20"/>
               </w:rPr>
             </w:pPr>
+            <w:r>
+              <w:rPr>
+                <w:rFonts w:ascii="Times New Roman" w:hAnsi="Times New Roman" w:cs="Times New Roman"/>
+                <w:sz w:val="18"/>
+                <w:szCs w:val="18"/>
+              </w:rPr>
+              <w:t>-0.010</w:t>
+            </w:r>
           </w:p>
         </w:tc>
       </w:tr>
@@ -4206,6 +4168,14 @@
                 <w:szCs w:val="20"/>
               </w:rPr>
             </w:pPr>
+            <w:r>
+              <w:rPr>
+                <w:rFonts w:ascii="Times New Roman" w:hAnsi="Times New Roman" w:cs="Times New Roman"/>
+                <w:sz w:val="18"/>
+                <w:szCs w:val="18"/>
+              </w:rPr>
+              <w:t>(0.005)</w:t>
+            </w:r>
           </w:p>
         </w:tc>
       </w:tr>
@@ -4598,7 +4568,7 @@
                 <w:sz w:val="20"/>
                 <w:szCs w:val="20"/>
               </w:rPr>
-              <w:t>0.541</w:t>
+              <w:t>0.534</w:t>
             </w:r>
           </w:p>
         </w:tc>
@@ -4650,122 +4620,122 @@
                 <w:sz w:val="20"/>
                 <w:szCs w:val="20"/>
               </w:rPr>
-              <w:t>29178.3</w:t>
-            </w:r>
-          </w:p>
-        </w:tc>
-        <w:tc>
-          <w:tcPr>
-            <w:tcW w:w="1197" w:type="dxa"/>
-          </w:tcPr>
-          <w:p>
-            <w:pPr>
-              <w:pStyle w:val="Compact"/>
-              <w:rPr>
-                <w:rFonts w:ascii="Times New Roman" w:hAnsi="Times New Roman" w:cs="Times New Roman"/>
-                <w:sz w:val="20"/>
-                <w:szCs w:val="20"/>
-              </w:rPr>
-            </w:pPr>
-            <w:r>
-              <w:rPr>
-                <w:rFonts w:ascii="Times New Roman" w:hAnsi="Times New Roman" w:cs="Times New Roman"/>
-                <w:sz w:val="20"/>
-                <w:szCs w:val="20"/>
-              </w:rPr>
-              <w:t>27718.1</w:t>
-            </w:r>
-          </w:p>
-        </w:tc>
-        <w:tc>
-          <w:tcPr>
-            <w:tcW w:w="1197" w:type="dxa"/>
-          </w:tcPr>
-          <w:p>
-            <w:pPr>
-              <w:pStyle w:val="Compact"/>
-              <w:rPr>
-                <w:rFonts w:ascii="Times New Roman" w:hAnsi="Times New Roman" w:cs="Times New Roman"/>
-                <w:sz w:val="20"/>
-                <w:szCs w:val="20"/>
-              </w:rPr>
-            </w:pPr>
-            <w:r>
-              <w:rPr>
-                <w:rFonts w:ascii="Times New Roman" w:hAnsi="Times New Roman" w:cs="Times New Roman"/>
-                <w:sz w:val="20"/>
-                <w:szCs w:val="20"/>
-              </w:rPr>
-              <w:t>27072.6</w:t>
-            </w:r>
-          </w:p>
-        </w:tc>
-        <w:tc>
-          <w:tcPr>
-            <w:tcW w:w="1197" w:type="dxa"/>
-          </w:tcPr>
-          <w:p>
-            <w:pPr>
-              <w:pStyle w:val="Compact"/>
-              <w:rPr>
-                <w:rFonts w:ascii="Times New Roman" w:hAnsi="Times New Roman" w:cs="Times New Roman"/>
-                <w:sz w:val="20"/>
-                <w:szCs w:val="20"/>
-              </w:rPr>
-            </w:pPr>
-            <w:r>
-              <w:rPr>
-                <w:rFonts w:ascii="Times New Roman" w:hAnsi="Times New Roman" w:cs="Times New Roman"/>
-                <w:sz w:val="20"/>
-                <w:szCs w:val="20"/>
-              </w:rPr>
-              <w:t>27227.0</w:t>
-            </w:r>
-          </w:p>
-        </w:tc>
-        <w:tc>
-          <w:tcPr>
-            <w:tcW w:w="1197" w:type="dxa"/>
-          </w:tcPr>
-          <w:p>
-            <w:pPr>
-              <w:pStyle w:val="Compact"/>
-              <w:rPr>
-                <w:rFonts w:ascii="Times New Roman" w:hAnsi="Times New Roman" w:cs="Times New Roman"/>
-                <w:sz w:val="20"/>
-                <w:szCs w:val="20"/>
-              </w:rPr>
-            </w:pPr>
-            <w:r>
-              <w:rPr>
-                <w:rFonts w:ascii="Times New Roman" w:hAnsi="Times New Roman" w:cs="Times New Roman"/>
-                <w:sz w:val="20"/>
-                <w:szCs w:val="20"/>
-              </w:rPr>
-              <w:t>26749.5</w:t>
-            </w:r>
-          </w:p>
-        </w:tc>
-        <w:tc>
-          <w:tcPr>
-            <w:tcW w:w="1197" w:type="dxa"/>
-          </w:tcPr>
-          <w:p>
-            <w:pPr>
-              <w:pStyle w:val="Compact"/>
-              <w:rPr>
-                <w:rFonts w:ascii="Times New Roman" w:hAnsi="Times New Roman" w:cs="Times New Roman"/>
-                <w:sz w:val="20"/>
-                <w:szCs w:val="20"/>
-              </w:rPr>
-            </w:pPr>
-            <w:r>
-              <w:rPr>
-                <w:rFonts w:ascii="Times New Roman" w:hAnsi="Times New Roman" w:cs="Times New Roman"/>
-                <w:sz w:val="20"/>
-                <w:szCs w:val="20"/>
-              </w:rPr>
-              <w:t>26911.4</w:t>
+              <w:t>30943.1</w:t>
+            </w:r>
+          </w:p>
+        </w:tc>
+        <w:tc>
+          <w:tcPr>
+            <w:tcW w:w="1197" w:type="dxa"/>
+          </w:tcPr>
+          <w:p>
+            <w:pPr>
+              <w:pStyle w:val="Compact"/>
+              <w:rPr>
+                <w:rFonts w:ascii="Times New Roman" w:hAnsi="Times New Roman" w:cs="Times New Roman"/>
+                <w:sz w:val="20"/>
+                <w:szCs w:val="20"/>
+              </w:rPr>
+            </w:pPr>
+            <w:r>
+              <w:rPr>
+                <w:rFonts w:ascii="Times New Roman" w:hAnsi="Times New Roman" w:cs="Times New Roman"/>
+                <w:sz w:val="20"/>
+                <w:szCs w:val="20"/>
+              </w:rPr>
+              <w:t>34218.4</w:t>
+            </w:r>
+          </w:p>
+        </w:tc>
+        <w:tc>
+          <w:tcPr>
+            <w:tcW w:w="1197" w:type="dxa"/>
+          </w:tcPr>
+          <w:p>
+            <w:pPr>
+              <w:pStyle w:val="Compact"/>
+              <w:rPr>
+                <w:rFonts w:ascii="Times New Roman" w:hAnsi="Times New Roman" w:cs="Times New Roman"/>
+                <w:sz w:val="20"/>
+                <w:szCs w:val="20"/>
+              </w:rPr>
+            </w:pPr>
+            <w:r>
+              <w:rPr>
+                <w:rFonts w:ascii="Times New Roman" w:hAnsi="Times New Roman" w:cs="Times New Roman"/>
+                <w:sz w:val="20"/>
+                <w:szCs w:val="20"/>
+              </w:rPr>
+              <w:t>34988.8</w:t>
+            </w:r>
+          </w:p>
+        </w:tc>
+        <w:tc>
+          <w:tcPr>
+            <w:tcW w:w="1197" w:type="dxa"/>
+          </w:tcPr>
+          <w:p>
+            <w:pPr>
+              <w:pStyle w:val="Compact"/>
+              <w:rPr>
+                <w:rFonts w:ascii="Times New Roman" w:hAnsi="Times New Roman" w:cs="Times New Roman"/>
+                <w:sz w:val="20"/>
+                <w:szCs w:val="20"/>
+              </w:rPr>
+            </w:pPr>
+            <w:r>
+              <w:rPr>
+                <w:rFonts w:ascii="Times New Roman" w:hAnsi="Times New Roman" w:cs="Times New Roman"/>
+                <w:sz w:val="20"/>
+                <w:szCs w:val="20"/>
+              </w:rPr>
+              <w:t>32503.4</w:t>
+            </w:r>
+          </w:p>
+        </w:tc>
+        <w:tc>
+          <w:tcPr>
+            <w:tcW w:w="1197" w:type="dxa"/>
+          </w:tcPr>
+          <w:p>
+            <w:pPr>
+              <w:pStyle w:val="Compact"/>
+              <w:rPr>
+                <w:rFonts w:ascii="Times New Roman" w:hAnsi="Times New Roman" w:cs="Times New Roman"/>
+                <w:sz w:val="20"/>
+                <w:szCs w:val="20"/>
+              </w:rPr>
+            </w:pPr>
+            <w:r>
+              <w:rPr>
+                <w:rFonts w:ascii="Times New Roman" w:hAnsi="Times New Roman" w:cs="Times New Roman"/>
+                <w:sz w:val="20"/>
+                <w:szCs w:val="20"/>
+              </w:rPr>
+              <w:t>33280.8</w:t>
+            </w:r>
+          </w:p>
+        </w:tc>
+        <w:tc>
+          <w:tcPr>
+            <w:tcW w:w="1197" w:type="dxa"/>
+          </w:tcPr>
+          <w:p>
+            <w:pPr>
+              <w:pStyle w:val="Compact"/>
+              <w:rPr>
+                <w:rFonts w:ascii="Times New Roman" w:hAnsi="Times New Roman" w:cs="Times New Roman"/>
+                <w:sz w:val="20"/>
+                <w:szCs w:val="20"/>
+              </w:rPr>
+            </w:pPr>
+            <w:r>
+              <w:rPr>
+                <w:rFonts w:ascii="Times New Roman" w:hAnsi="Times New Roman" w:cs="Times New Roman"/>
+                <w:sz w:val="20"/>
+                <w:szCs w:val="20"/>
+              </w:rPr>
+              <w:t>32959.4</w:t>
             </w:r>
           </w:p>
         </w:tc>
@@ -4791,7 +4761,7 @@
                 <w:sz w:val="20"/>
                 <w:szCs w:val="20"/>
               </w:rPr>
-              <w:t>33176.3</w:t>
+              <w:t>30156.0</w:t>
             </w:r>
           </w:p>
         </w:tc>
@@ -4842,122 +4812,122 @@
                 <w:sz w:val="20"/>
                 <w:szCs w:val="20"/>
               </w:rPr>
-              <w:t>29344.3</w:t>
-            </w:r>
-          </w:p>
-        </w:tc>
-        <w:tc>
-          <w:tcPr>
-            <w:tcW w:w="1197" w:type="dxa"/>
-          </w:tcPr>
-          <w:p>
-            <w:pPr>
-              <w:pStyle w:val="Compact"/>
-              <w:rPr>
-                <w:rFonts w:ascii="Times New Roman" w:hAnsi="Times New Roman" w:cs="Times New Roman"/>
-                <w:sz w:val="20"/>
-                <w:szCs w:val="20"/>
-              </w:rPr>
-            </w:pPr>
-            <w:r>
-              <w:rPr>
-                <w:rFonts w:ascii="Times New Roman" w:hAnsi="Times New Roman" w:cs="Times New Roman"/>
-                <w:sz w:val="20"/>
-                <w:szCs w:val="20"/>
-              </w:rPr>
-              <w:t>28186.1</w:t>
-            </w:r>
-          </w:p>
-        </w:tc>
-        <w:tc>
-          <w:tcPr>
-            <w:tcW w:w="1197" w:type="dxa"/>
-          </w:tcPr>
-          <w:p>
-            <w:pPr>
-              <w:pStyle w:val="Compact"/>
-              <w:rPr>
-                <w:rFonts w:ascii="Times New Roman" w:hAnsi="Times New Roman" w:cs="Times New Roman"/>
-                <w:sz w:val="20"/>
-                <w:szCs w:val="20"/>
-              </w:rPr>
-            </w:pPr>
-            <w:r>
-              <w:rPr>
-                <w:rFonts w:ascii="Times New Roman" w:hAnsi="Times New Roman" w:cs="Times New Roman"/>
-                <w:sz w:val="20"/>
-                <w:szCs w:val="20"/>
-              </w:rPr>
-              <w:t>27663.6</w:t>
-            </w:r>
-          </w:p>
-        </w:tc>
-        <w:tc>
-          <w:tcPr>
-            <w:tcW w:w="1197" w:type="dxa"/>
-          </w:tcPr>
-          <w:p>
-            <w:pPr>
-              <w:pStyle w:val="Compact"/>
-              <w:rPr>
-                <w:rFonts w:ascii="Times New Roman" w:hAnsi="Times New Roman" w:cs="Times New Roman"/>
-                <w:sz w:val="20"/>
-                <w:szCs w:val="20"/>
-              </w:rPr>
-            </w:pPr>
-            <w:r>
-              <w:rPr>
-                <w:rFonts w:ascii="Times New Roman" w:hAnsi="Times New Roman" w:cs="Times New Roman"/>
-                <w:sz w:val="20"/>
-                <w:szCs w:val="20"/>
-              </w:rPr>
-              <w:t>27729.0</w:t>
-            </w:r>
-          </w:p>
-        </w:tc>
-        <w:tc>
-          <w:tcPr>
-            <w:tcW w:w="1197" w:type="dxa"/>
-          </w:tcPr>
-          <w:p>
-            <w:pPr>
-              <w:pStyle w:val="Compact"/>
-              <w:rPr>
-                <w:rFonts w:ascii="Times New Roman" w:hAnsi="Times New Roman" w:cs="Times New Roman"/>
-                <w:sz w:val="20"/>
-                <w:szCs w:val="20"/>
-              </w:rPr>
-            </w:pPr>
-            <w:r>
-              <w:rPr>
-                <w:rFonts w:ascii="Times New Roman" w:hAnsi="Times New Roman" w:cs="Times New Roman"/>
-                <w:sz w:val="20"/>
-                <w:szCs w:val="20"/>
-              </w:rPr>
-              <w:t>27286.4</w:t>
-            </w:r>
-          </w:p>
-        </w:tc>
-        <w:tc>
-          <w:tcPr>
-            <w:tcW w:w="1197" w:type="dxa"/>
-          </w:tcPr>
-          <w:p>
-            <w:pPr>
-              <w:pStyle w:val="Compact"/>
-              <w:rPr>
-                <w:rFonts w:ascii="Times New Roman" w:hAnsi="Times New Roman" w:cs="Times New Roman"/>
-                <w:sz w:val="20"/>
-                <w:szCs w:val="20"/>
-              </w:rPr>
-            </w:pPr>
-            <w:r>
-              <w:rPr>
-                <w:rFonts w:ascii="Times New Roman" w:hAnsi="Times New Roman" w:cs="Times New Roman"/>
-                <w:sz w:val="20"/>
-                <w:szCs w:val="20"/>
-              </w:rPr>
-              <w:t>27435.5</w:t>
+              <w:t>31109.2</w:t>
+            </w:r>
+          </w:p>
+        </w:tc>
+        <w:tc>
+          <w:tcPr>
+            <w:tcW w:w="1197" w:type="dxa"/>
+          </w:tcPr>
+          <w:p>
+            <w:pPr>
+              <w:pStyle w:val="Compact"/>
+              <w:rPr>
+                <w:rFonts w:ascii="Times New Roman" w:hAnsi="Times New Roman" w:cs="Times New Roman"/>
+                <w:sz w:val="20"/>
+                <w:szCs w:val="20"/>
+              </w:rPr>
+            </w:pPr>
+            <w:r>
+              <w:rPr>
+                <w:rFonts w:ascii="Times New Roman" w:hAnsi="Times New Roman" w:cs="Times New Roman"/>
+                <w:sz w:val="20"/>
+                <w:szCs w:val="20"/>
+              </w:rPr>
+              <w:t>34686.4</w:t>
+            </w:r>
+          </w:p>
+        </w:tc>
+        <w:tc>
+          <w:tcPr>
+            <w:tcW w:w="1197" w:type="dxa"/>
+          </w:tcPr>
+          <w:p>
+            <w:pPr>
+              <w:pStyle w:val="Compact"/>
+              <w:rPr>
+                <w:rFonts w:ascii="Times New Roman" w:hAnsi="Times New Roman" w:cs="Times New Roman"/>
+                <w:sz w:val="20"/>
+                <w:szCs w:val="20"/>
+              </w:rPr>
+            </w:pPr>
+            <w:r>
+              <w:rPr>
+                <w:rFonts w:ascii="Times New Roman" w:hAnsi="Times New Roman" w:cs="Times New Roman"/>
+                <w:sz w:val="20"/>
+                <w:szCs w:val="20"/>
+              </w:rPr>
+              <w:t>35579.8</w:t>
+            </w:r>
+          </w:p>
+        </w:tc>
+        <w:tc>
+          <w:tcPr>
+            <w:tcW w:w="1197" w:type="dxa"/>
+          </w:tcPr>
+          <w:p>
+            <w:pPr>
+              <w:pStyle w:val="Compact"/>
+              <w:rPr>
+                <w:rFonts w:ascii="Times New Roman" w:hAnsi="Times New Roman" w:cs="Times New Roman"/>
+                <w:sz w:val="20"/>
+                <w:szCs w:val="20"/>
+              </w:rPr>
+            </w:pPr>
+            <w:r>
+              <w:rPr>
+                <w:rFonts w:ascii="Times New Roman" w:hAnsi="Times New Roman" w:cs="Times New Roman"/>
+                <w:sz w:val="20"/>
+                <w:szCs w:val="20"/>
+              </w:rPr>
+              <w:t>33005.4</w:t>
+            </w:r>
+          </w:p>
+        </w:tc>
+        <w:tc>
+          <w:tcPr>
+            <w:tcW w:w="1197" w:type="dxa"/>
+          </w:tcPr>
+          <w:p>
+            <w:pPr>
+              <w:pStyle w:val="Compact"/>
+              <w:rPr>
+                <w:rFonts w:ascii="Times New Roman" w:hAnsi="Times New Roman" w:cs="Times New Roman"/>
+                <w:sz w:val="20"/>
+                <w:szCs w:val="20"/>
+              </w:rPr>
+            </w:pPr>
+            <w:r>
+              <w:rPr>
+                <w:rFonts w:ascii="Times New Roman" w:hAnsi="Times New Roman" w:cs="Times New Roman"/>
+                <w:sz w:val="20"/>
+                <w:szCs w:val="20"/>
+              </w:rPr>
+              <w:t>33817.7</w:t>
+            </w:r>
+          </w:p>
+        </w:tc>
+        <w:tc>
+          <w:tcPr>
+            <w:tcW w:w="1197" w:type="dxa"/>
+          </w:tcPr>
+          <w:p>
+            <w:pPr>
+              <w:pStyle w:val="Compact"/>
+              <w:rPr>
+                <w:rFonts w:ascii="Times New Roman" w:hAnsi="Times New Roman" w:cs="Times New Roman"/>
+                <w:sz w:val="20"/>
+                <w:szCs w:val="20"/>
+              </w:rPr>
+            </w:pPr>
+            <w:r>
+              <w:rPr>
+                <w:rFonts w:ascii="Times New Roman" w:hAnsi="Times New Roman" w:cs="Times New Roman"/>
+                <w:sz w:val="20"/>
+                <w:szCs w:val="20"/>
+              </w:rPr>
+              <w:t>33483.5</w:t>
             </w:r>
           </w:p>
         </w:tc>
@@ -4983,7 +4953,7 @@
                 <w:sz w:val="20"/>
                 <w:szCs w:val="20"/>
               </w:rPr>
-              <w:t>33779.1</w:t>
+              <w:t>30400.2</w:t>
             </w:r>
           </w:p>
         </w:tc>
@@ -9802,8 +9772,8 @@
         <w:tblLook w:val="0020" w:firstRow="1" w:lastRow="0" w:firstColumn="0" w:lastColumn="0" w:noHBand="0" w:noVBand="0"/>
       </w:tblPr>
       <w:tblGrid>
-        <w:gridCol w:w="1887"/>
-        <w:gridCol w:w="3513"/>
+        <w:gridCol w:w="1980"/>
+        <w:gridCol w:w="3420"/>
         <w:gridCol w:w="3514"/>
       </w:tblGrid>
       <w:tr>
@@ -9814,7 +9784,7 @@
         </w:trPr>
         <w:tc>
           <w:tcPr>
-            <w:tcW w:w="1887" w:type="dxa"/>
+            <w:tcW w:w="1980" w:type="dxa"/>
             <w:tcBorders>
               <w:top w:val="single" w:sz="4" w:space="0" w:color="auto"/>
             </w:tcBorders>
@@ -9824,15 +9794,13 @@
               <w:jc w:val="center"/>
               <w:rPr>
                 <w:rFonts w:ascii="Times New Roman" w:hAnsi="Times New Roman" w:cs="Times New Roman"/>
-                <w:sz w:val="20"/>
-                <w:szCs w:val="20"/>
-              </w:rPr>
-            </w:pPr>
-          </w:p>
-        </w:tc>
-        <w:tc>
-          <w:tcPr>
-            <w:tcW w:w="3513" w:type="dxa"/>
+              </w:rPr>
+            </w:pPr>
+          </w:p>
+        </w:tc>
+        <w:tc>
+          <w:tcPr>
+            <w:tcW w:w="3420" w:type="dxa"/>
             <w:tcBorders>
               <w:top w:val="single" w:sz="4" w:space="0" w:color="auto"/>
             </w:tcBorders>
@@ -9844,8 +9812,6 @@
                 <w:rFonts w:ascii="Times New Roman" w:hAnsi="Times New Roman" w:cs="Times New Roman"/>
                 <w:b/>
                 <w:bCs/>
-                <w:sz w:val="20"/>
-                <w:szCs w:val="20"/>
               </w:rPr>
             </w:pPr>
             <w:r>
@@ -9853,8 +9819,6 @@
                 <w:rFonts w:ascii="Times New Roman" w:hAnsi="Times New Roman" w:cs="Times New Roman"/>
                 <w:b/>
                 <w:bCs/>
-                <w:sz w:val="20"/>
-                <w:szCs w:val="20"/>
               </w:rPr>
               <w:t>Spring</w:t>
             </w:r>
@@ -9874,8 +9838,6 @@
                 <w:rFonts w:ascii="Times New Roman" w:hAnsi="Times New Roman" w:cs="Times New Roman"/>
                 <w:b/>
                 <w:bCs/>
-                <w:sz w:val="20"/>
-                <w:szCs w:val="20"/>
               </w:rPr>
             </w:pPr>
             <w:r>
@@ -9883,8 +9845,6 @@
                 <w:rFonts w:ascii="Times New Roman" w:hAnsi="Times New Roman" w:cs="Times New Roman"/>
                 <w:b/>
                 <w:bCs/>
-                <w:sz w:val="20"/>
-                <w:szCs w:val="20"/>
               </w:rPr>
               <w:t>Fall</w:t>
             </w:r>
@@ -9899,7 +9859,7 @@
         </w:trPr>
         <w:tc>
           <w:tcPr>
-            <w:tcW w:w="1887" w:type="dxa"/>
+            <w:tcW w:w="1980" w:type="dxa"/>
             <w:tcBorders>
               <w:bottom w:val="single" w:sz="4" w:space="0" w:color="auto"/>
             </w:tcBorders>
@@ -9911,8 +9871,6 @@
                 <w:rFonts w:ascii="Times New Roman" w:hAnsi="Times New Roman" w:cs="Times New Roman"/>
                 <w:b/>
                 <w:bCs/>
-                <w:sz w:val="20"/>
-                <w:szCs w:val="20"/>
               </w:rPr>
             </w:pPr>
             <w:r>
@@ -9920,8 +9878,6 @@
                 <w:rFonts w:ascii="Times New Roman" w:hAnsi="Times New Roman" w:cs="Times New Roman"/>
                 <w:b/>
                 <w:bCs/>
-                <w:sz w:val="20"/>
-                <w:szCs w:val="20"/>
               </w:rPr>
               <w:t>Model</w:t>
             </w:r>
@@ -9929,7 +9885,7 @@
         </w:tc>
         <w:tc>
           <w:tcPr>
-            <w:tcW w:w="3513" w:type="dxa"/>
+            <w:tcW w:w="3420" w:type="dxa"/>
             <w:tcBorders>
               <w:bottom w:val="single" w:sz="4" w:space="0" w:color="auto"/>
             </w:tcBorders>
@@ -9941,8 +9897,6 @@
                 <w:rFonts w:ascii="Times New Roman" w:hAnsi="Times New Roman" w:cs="Times New Roman"/>
                 <w:b/>
                 <w:bCs/>
-                <w:sz w:val="20"/>
-                <w:szCs w:val="20"/>
               </w:rPr>
             </w:pPr>
             <w:r>
@@ -9950,30 +9904,60 @@
                 <w:rFonts w:ascii="Times New Roman" w:hAnsi="Times New Roman" w:cs="Times New Roman"/>
                 <w:b/>
                 <w:bCs/>
-                <w:sz w:val="20"/>
-                <w:szCs w:val="20"/>
-              </w:rPr>
-              <w:t>Presence ~ s(Year, by = State) + State + s(Survey, bs = "re") + Depth + s(</w:t>
-            </w:r>
-            <w:proofErr w:type="spellStart"/>
+              </w:rPr>
+              <w:t xml:space="preserve">Presence ~ </w:t>
+            </w:r>
+            <w:proofErr w:type="gramStart"/>
             <w:r>
               <w:rPr>
                 <w:rFonts w:ascii="Times New Roman" w:hAnsi="Times New Roman" w:cs="Times New Roman"/>
                 <w:b/>
                 <w:bCs/>
-                <w:sz w:val="20"/>
-                <w:szCs w:val="20"/>
-              </w:rPr>
-              <w:t>WaterTemp</w:t>
-            </w:r>
-            <w:proofErr w:type="spellEnd"/>
+              </w:rPr>
+              <w:t>s(</w:t>
+            </w:r>
+            <w:proofErr w:type="gramEnd"/>
             <w:r>
               <w:rPr>
                 <w:rFonts w:ascii="Times New Roman" w:hAnsi="Times New Roman" w:cs="Times New Roman"/>
                 <w:b/>
                 <w:bCs/>
-                <w:sz w:val="20"/>
-                <w:szCs w:val="20"/>
+              </w:rPr>
+              <w:t xml:space="preserve">Year, by = State) + State + </w:t>
+            </w:r>
+            <w:proofErr w:type="gramStart"/>
+            <w:r>
+              <w:rPr>
+                <w:rFonts w:ascii="Times New Roman" w:hAnsi="Times New Roman" w:cs="Times New Roman"/>
+                <w:b/>
+                <w:bCs/>
+              </w:rPr>
+              <w:t>s(</w:t>
+            </w:r>
+            <w:proofErr w:type="gramEnd"/>
+            <w:r>
+              <w:rPr>
+                <w:rFonts w:ascii="Times New Roman" w:hAnsi="Times New Roman" w:cs="Times New Roman"/>
+                <w:b/>
+                <w:bCs/>
+              </w:rPr>
+              <w:t>Survey, bs = "re") + Depth + s(</w:t>
+            </w:r>
+            <w:proofErr w:type="spellStart"/>
+            <w:r>
+              <w:rPr>
+                <w:rFonts w:ascii="Times New Roman" w:hAnsi="Times New Roman" w:cs="Times New Roman"/>
+                <w:b/>
+                <w:bCs/>
+              </w:rPr>
+              <w:t>WaterTemp</w:t>
+            </w:r>
+            <w:proofErr w:type="spellEnd"/>
+            <w:r>
+              <w:rPr>
+                <w:rFonts w:ascii="Times New Roman" w:hAnsi="Times New Roman" w:cs="Times New Roman"/>
+                <w:b/>
+                <w:bCs/>
               </w:rPr>
               <w:t>)</w:t>
             </w:r>
@@ -9993,8 +9977,6 @@
                 <w:rFonts w:ascii="Times New Roman" w:hAnsi="Times New Roman" w:cs="Times New Roman"/>
                 <w:b/>
                 <w:bCs/>
-                <w:sz w:val="20"/>
-                <w:szCs w:val="20"/>
               </w:rPr>
             </w:pPr>
             <w:r>
@@ -10002,19 +9984,51 @@
                 <w:rFonts w:ascii="Times New Roman" w:hAnsi="Times New Roman" w:cs="Times New Roman"/>
                 <w:b/>
                 <w:bCs/>
-                <w:sz w:val="20"/>
-                <w:szCs w:val="20"/>
-              </w:rPr>
-              <w:t xml:space="preserve">Presence ~ s(Year, by = State) + State + s(Survey, bs = "re") + Depth + </w:t>
-            </w:r>
-            <w:proofErr w:type="spellStart"/>
+              </w:rPr>
+              <w:t xml:space="preserve">Presence ~ </w:t>
+            </w:r>
+            <w:proofErr w:type="gramStart"/>
             <w:r>
               <w:rPr>
                 <w:rFonts w:ascii="Times New Roman" w:hAnsi="Times New Roman" w:cs="Times New Roman"/>
                 <w:b/>
                 <w:bCs/>
-                <w:sz w:val="20"/>
-                <w:szCs w:val="20"/>
+              </w:rPr>
+              <w:t>s(</w:t>
+            </w:r>
+            <w:proofErr w:type="gramEnd"/>
+            <w:r>
+              <w:rPr>
+                <w:rFonts w:ascii="Times New Roman" w:hAnsi="Times New Roman" w:cs="Times New Roman"/>
+                <w:b/>
+                <w:bCs/>
+              </w:rPr>
+              <w:t xml:space="preserve">Year, by = State) + State + </w:t>
+            </w:r>
+            <w:proofErr w:type="gramStart"/>
+            <w:r>
+              <w:rPr>
+                <w:rFonts w:ascii="Times New Roman" w:hAnsi="Times New Roman" w:cs="Times New Roman"/>
+                <w:b/>
+                <w:bCs/>
+              </w:rPr>
+              <w:t>s(</w:t>
+            </w:r>
+            <w:proofErr w:type="gramEnd"/>
+            <w:r>
+              <w:rPr>
+                <w:rFonts w:ascii="Times New Roman" w:hAnsi="Times New Roman" w:cs="Times New Roman"/>
+                <w:b/>
+                <w:bCs/>
+              </w:rPr>
+              <w:t xml:space="preserve">Survey, bs = "re") + Depth + </w:t>
+            </w:r>
+            <w:proofErr w:type="spellStart"/>
+            <w:r>
+              <w:rPr>
+                <w:rFonts w:ascii="Times New Roman" w:hAnsi="Times New Roman" w:cs="Times New Roman"/>
+                <w:b/>
+                <w:bCs/>
               </w:rPr>
               <w:t>WaterTemp</w:t>
             </w:r>
@@ -10028,7 +10042,7 @@
         </w:trPr>
         <w:tc>
           <w:tcPr>
-            <w:tcW w:w="1887" w:type="dxa"/>
+            <w:tcW w:w="1980" w:type="dxa"/>
             <w:tcBorders>
               <w:top w:val="single" w:sz="4" w:space="0" w:color="auto"/>
             </w:tcBorders>
@@ -10040,15 +10054,11 @@
               <w:jc w:val="center"/>
               <w:rPr>
                 <w:rFonts w:ascii="Times New Roman" w:hAnsi="Times New Roman" w:cs="Times New Roman"/>
-                <w:sz w:val="20"/>
-                <w:szCs w:val="20"/>
-              </w:rPr>
-            </w:pPr>
-            <w:r>
-              <w:rPr>
-                <w:rFonts w:ascii="Times New Roman" w:hAnsi="Times New Roman" w:cs="Times New Roman"/>
-                <w:sz w:val="20"/>
-                <w:szCs w:val="20"/>
+              </w:rPr>
+            </w:pPr>
+            <w:r>
+              <w:rPr>
+                <w:rFonts w:ascii="Times New Roman" w:hAnsi="Times New Roman" w:cs="Times New Roman"/>
               </w:rPr>
               <w:t>State-GME</w:t>
             </w:r>
@@ -10056,7 +10066,7 @@
         </w:tc>
         <w:tc>
           <w:tcPr>
-            <w:tcW w:w="3513" w:type="dxa"/>
+            <w:tcW w:w="3420" w:type="dxa"/>
             <w:tcBorders>
               <w:top w:val="single" w:sz="4" w:space="0" w:color="auto"/>
             </w:tcBorders>
@@ -10068,17 +10078,25 @@
               <w:jc w:val="center"/>
               <w:rPr>
                 <w:rFonts w:ascii="Times New Roman" w:hAnsi="Times New Roman" w:cs="Times New Roman"/>
-                <w:sz w:val="20"/>
-                <w:szCs w:val="20"/>
-              </w:rPr>
-            </w:pPr>
-            <w:r>
-              <w:rPr>
-                <w:rFonts w:ascii="Times New Roman" w:hAnsi="Times New Roman" w:cs="Times New Roman"/>
-                <w:sz w:val="20"/>
-                <w:szCs w:val="20"/>
-              </w:rPr>
-              <w:t>-3.945 ± 1.053</w:t>
+              </w:rPr>
+            </w:pPr>
+            <w:r>
+              <w:rPr>
+                <w:rFonts w:ascii="Times New Roman" w:hAnsi="Times New Roman" w:cs="Times New Roman"/>
+              </w:rPr>
+              <w:t xml:space="preserve">-1097.477 </w:t>
+            </w:r>
+            <w:r>
+              <w:rPr>
+                <w:rFonts w:ascii="Times New Roman" w:hAnsi="Times New Roman" w:cs="Times New Roman"/>
+              </w:rPr>
+              <w:t xml:space="preserve">± </w:t>
+            </w:r>
+            <w:r>
+              <w:rPr>
+                <w:rFonts w:ascii="Times New Roman" w:hAnsi="Times New Roman" w:cs="Times New Roman"/>
+              </w:rPr>
+              <w:t>1265668</w:t>
             </w:r>
           </w:p>
         </w:tc>
@@ -10096,15 +10114,11 @@
               <w:jc w:val="center"/>
               <w:rPr>
                 <w:rFonts w:ascii="Times New Roman" w:hAnsi="Times New Roman" w:cs="Times New Roman"/>
-                <w:sz w:val="20"/>
-                <w:szCs w:val="20"/>
-              </w:rPr>
-            </w:pPr>
-            <w:r>
-              <w:rPr>
-                <w:rFonts w:ascii="Times New Roman" w:hAnsi="Times New Roman" w:cs="Times New Roman"/>
-                <w:sz w:val="20"/>
-                <w:szCs w:val="20"/>
+              </w:rPr>
+            </w:pPr>
+            <w:r>
+              <w:rPr>
+                <w:rFonts w:ascii="Times New Roman" w:hAnsi="Times New Roman" w:cs="Times New Roman"/>
               </w:rPr>
               <w:t>0.717 ± 0.537</w:t>
             </w:r>
@@ -10117,7 +10131,7 @@
         </w:trPr>
         <w:tc>
           <w:tcPr>
-            <w:tcW w:w="1887" w:type="dxa"/>
+            <w:tcW w:w="1980" w:type="dxa"/>
             <w:vAlign w:val="bottom"/>
           </w:tcPr>
           <w:p>
@@ -10126,15 +10140,11 @@
               <w:jc w:val="center"/>
               <w:rPr>
                 <w:rFonts w:ascii="Times New Roman" w:hAnsi="Times New Roman" w:cs="Times New Roman"/>
-                <w:sz w:val="20"/>
-                <w:szCs w:val="20"/>
-              </w:rPr>
-            </w:pPr>
-            <w:r>
-              <w:rPr>
-                <w:rFonts w:ascii="Times New Roman" w:hAnsi="Times New Roman" w:cs="Times New Roman"/>
-                <w:sz w:val="20"/>
-                <w:szCs w:val="20"/>
+              </w:rPr>
+            </w:pPr>
+            <w:r>
+              <w:rPr>
+                <w:rFonts w:ascii="Times New Roman" w:hAnsi="Times New Roman" w:cs="Times New Roman"/>
               </w:rPr>
               <w:t>State-MA</w:t>
             </w:r>
@@ -10142,7 +10152,7 @@
         </w:tc>
         <w:tc>
           <w:tcPr>
-            <w:tcW w:w="3513" w:type="dxa"/>
+            <w:tcW w:w="3420" w:type="dxa"/>
             <w:vAlign w:val="bottom"/>
           </w:tcPr>
           <w:p>
@@ -10151,17 +10161,25 @@
               <w:jc w:val="center"/>
               <w:rPr>
                 <w:rFonts w:ascii="Times New Roman" w:hAnsi="Times New Roman" w:cs="Times New Roman"/>
-                <w:sz w:val="20"/>
-                <w:szCs w:val="20"/>
-              </w:rPr>
-            </w:pPr>
-            <w:r>
-              <w:rPr>
-                <w:rFonts w:ascii="Times New Roman" w:hAnsi="Times New Roman" w:cs="Times New Roman"/>
-                <w:sz w:val="20"/>
-                <w:szCs w:val="20"/>
-              </w:rPr>
-              <w:t>-0.943 ± 1.416</w:t>
+              </w:rPr>
+            </w:pPr>
+            <w:r>
+              <w:rPr>
+                <w:rFonts w:ascii="Times New Roman" w:hAnsi="Times New Roman" w:cs="Times New Roman"/>
+              </w:rPr>
+              <w:t xml:space="preserve">1087.490 </w:t>
+            </w:r>
+            <w:r>
+              <w:rPr>
+                <w:rFonts w:ascii="Times New Roman" w:hAnsi="Times New Roman" w:cs="Times New Roman"/>
+              </w:rPr>
+              <w:t xml:space="preserve">± </w:t>
+            </w:r>
+            <w:r>
+              <w:rPr>
+                <w:rFonts w:ascii="Times New Roman" w:hAnsi="Times New Roman" w:cs="Times New Roman"/>
+              </w:rPr>
+              <w:t>1265668</w:t>
             </w:r>
           </w:p>
         </w:tc>
@@ -10176,15 +10194,11 @@
               <w:jc w:val="center"/>
               <w:rPr>
                 <w:rFonts w:ascii="Times New Roman" w:hAnsi="Times New Roman" w:cs="Times New Roman"/>
-                <w:sz w:val="20"/>
-                <w:szCs w:val="20"/>
-              </w:rPr>
-            </w:pPr>
-            <w:r>
-              <w:rPr>
-                <w:rFonts w:ascii="Times New Roman" w:hAnsi="Times New Roman" w:cs="Times New Roman"/>
-                <w:sz w:val="20"/>
-                <w:szCs w:val="20"/>
+              </w:rPr>
+            </w:pPr>
+            <w:r>
+              <w:rPr>
+                <w:rFonts w:ascii="Times New Roman" w:hAnsi="Times New Roman" w:cs="Times New Roman"/>
               </w:rPr>
               <w:t>-3.323 ± 0.976</w:t>
             </w:r>
@@ -10197,7 +10211,7 @@
         </w:trPr>
         <w:tc>
           <w:tcPr>
-            <w:tcW w:w="1887" w:type="dxa"/>
+            <w:tcW w:w="1980" w:type="dxa"/>
             <w:vAlign w:val="bottom"/>
           </w:tcPr>
           <w:p>
@@ -10206,15 +10220,11 @@
               <w:jc w:val="center"/>
               <w:rPr>
                 <w:rFonts w:ascii="Times New Roman" w:hAnsi="Times New Roman" w:cs="Times New Roman"/>
-                <w:sz w:val="20"/>
-                <w:szCs w:val="20"/>
-              </w:rPr>
-            </w:pPr>
-            <w:r>
-              <w:rPr>
-                <w:rFonts w:ascii="Times New Roman" w:hAnsi="Times New Roman" w:cs="Times New Roman"/>
-                <w:sz w:val="20"/>
-                <w:szCs w:val="20"/>
+              </w:rPr>
+            </w:pPr>
+            <w:r>
+              <w:rPr>
+                <w:rFonts w:ascii="Times New Roman" w:hAnsi="Times New Roman" w:cs="Times New Roman"/>
               </w:rPr>
               <w:t>State-RICTNY</w:t>
             </w:r>
@@ -10222,7 +10232,7 @@
         </w:tc>
         <w:tc>
           <w:tcPr>
-            <w:tcW w:w="3513" w:type="dxa"/>
+            <w:tcW w:w="3420" w:type="dxa"/>
             <w:vAlign w:val="bottom"/>
           </w:tcPr>
           <w:p>
@@ -10231,17 +10241,25 @@
               <w:jc w:val="center"/>
               <w:rPr>
                 <w:rFonts w:ascii="Times New Roman" w:hAnsi="Times New Roman" w:cs="Times New Roman"/>
-                <w:sz w:val="20"/>
-                <w:szCs w:val="20"/>
-              </w:rPr>
-            </w:pPr>
-            <w:r>
-              <w:rPr>
-                <w:rFonts w:ascii="Times New Roman" w:hAnsi="Times New Roman" w:cs="Times New Roman"/>
-                <w:sz w:val="20"/>
-                <w:szCs w:val="20"/>
-              </w:rPr>
-              <w:t>2.033 ± 1.017</w:t>
+              </w:rPr>
+            </w:pPr>
+            <w:r>
+              <w:rPr>
+                <w:rFonts w:ascii="Times New Roman" w:hAnsi="Times New Roman" w:cs="Times New Roman"/>
+              </w:rPr>
+              <w:t xml:space="preserve">1095.155 </w:t>
+            </w:r>
+            <w:r>
+              <w:rPr>
+                <w:rFonts w:ascii="Times New Roman" w:hAnsi="Times New Roman" w:cs="Times New Roman"/>
+              </w:rPr>
+              <w:t xml:space="preserve">± </w:t>
+            </w:r>
+            <w:r>
+              <w:rPr>
+                <w:rFonts w:ascii="Times New Roman" w:hAnsi="Times New Roman" w:cs="Times New Roman"/>
+              </w:rPr>
+              <w:t>1265668</w:t>
             </w:r>
           </w:p>
         </w:tc>
@@ -10256,15 +10274,11 @@
               <w:jc w:val="center"/>
               <w:rPr>
                 <w:rFonts w:ascii="Times New Roman" w:hAnsi="Times New Roman" w:cs="Times New Roman"/>
-                <w:sz w:val="20"/>
-                <w:szCs w:val="20"/>
-              </w:rPr>
-            </w:pPr>
-            <w:r>
-              <w:rPr>
-                <w:rFonts w:ascii="Times New Roman" w:hAnsi="Times New Roman" w:cs="Times New Roman"/>
-                <w:sz w:val="20"/>
-                <w:szCs w:val="20"/>
+              </w:rPr>
+            </w:pPr>
+            <w:r>
+              <w:rPr>
+                <w:rFonts w:ascii="Times New Roman" w:hAnsi="Times New Roman" w:cs="Times New Roman"/>
               </w:rPr>
               <w:t>-0.658 ± 0.267</w:t>
             </w:r>
@@ -10277,7 +10291,7 @@
         </w:trPr>
         <w:tc>
           <w:tcPr>
-            <w:tcW w:w="1887" w:type="dxa"/>
+            <w:tcW w:w="1980" w:type="dxa"/>
             <w:vAlign w:val="bottom"/>
           </w:tcPr>
           <w:p>
@@ -10286,15 +10300,11 @@
               <w:jc w:val="center"/>
               <w:rPr>
                 <w:rFonts w:ascii="Times New Roman" w:hAnsi="Times New Roman" w:cs="Times New Roman"/>
-                <w:sz w:val="20"/>
-                <w:szCs w:val="20"/>
-              </w:rPr>
-            </w:pPr>
-            <w:r>
-              <w:rPr>
-                <w:rFonts w:ascii="Times New Roman" w:hAnsi="Times New Roman" w:cs="Times New Roman"/>
-                <w:sz w:val="20"/>
-                <w:szCs w:val="20"/>
+              </w:rPr>
+            </w:pPr>
+            <w:r>
+              <w:rPr>
+                <w:rFonts w:ascii="Times New Roman" w:hAnsi="Times New Roman" w:cs="Times New Roman"/>
               </w:rPr>
               <w:t>State-NJ</w:t>
             </w:r>
@@ -10302,7 +10312,7 @@
         </w:tc>
         <w:tc>
           <w:tcPr>
-            <w:tcW w:w="3513" w:type="dxa"/>
+            <w:tcW w:w="3420" w:type="dxa"/>
             <w:vAlign w:val="bottom"/>
           </w:tcPr>
           <w:p>
@@ -10311,17 +10321,25 @@
               <w:jc w:val="center"/>
               <w:rPr>
                 <w:rFonts w:ascii="Times New Roman" w:hAnsi="Times New Roman" w:cs="Times New Roman"/>
-                <w:sz w:val="20"/>
-                <w:szCs w:val="20"/>
-              </w:rPr>
-            </w:pPr>
-            <w:r>
-              <w:rPr>
-                <w:rFonts w:ascii="Times New Roman" w:hAnsi="Times New Roman" w:cs="Times New Roman"/>
-                <w:sz w:val="20"/>
-                <w:szCs w:val="20"/>
-              </w:rPr>
-              <w:t>1.378 ± 1.049</w:t>
+              </w:rPr>
+            </w:pPr>
+            <w:r>
+              <w:rPr>
+                <w:rFonts w:ascii="Times New Roman" w:hAnsi="Times New Roman" w:cs="Times New Roman"/>
+              </w:rPr>
+              <w:t xml:space="preserve">1094.906 </w:t>
+            </w:r>
+            <w:r>
+              <w:rPr>
+                <w:rFonts w:ascii="Times New Roman" w:hAnsi="Times New Roman" w:cs="Times New Roman"/>
+              </w:rPr>
+              <w:t xml:space="preserve">± </w:t>
+            </w:r>
+            <w:r>
+              <w:rPr>
+                <w:rFonts w:ascii="Times New Roman" w:hAnsi="Times New Roman" w:cs="Times New Roman"/>
+              </w:rPr>
+              <w:t>1265668</w:t>
             </w:r>
           </w:p>
         </w:tc>
@@ -10336,15 +10354,11 @@
               <w:jc w:val="center"/>
               <w:rPr>
                 <w:rFonts w:ascii="Times New Roman" w:hAnsi="Times New Roman" w:cs="Times New Roman"/>
-                <w:sz w:val="20"/>
-                <w:szCs w:val="20"/>
-              </w:rPr>
-            </w:pPr>
-            <w:r>
-              <w:rPr>
-                <w:rFonts w:ascii="Times New Roman" w:hAnsi="Times New Roman" w:cs="Times New Roman"/>
-                <w:sz w:val="20"/>
-                <w:szCs w:val="20"/>
+              </w:rPr>
+            </w:pPr>
+            <w:r>
+              <w:rPr>
+                <w:rFonts w:ascii="Times New Roman" w:hAnsi="Times New Roman" w:cs="Times New Roman"/>
               </w:rPr>
               <w:t>-0.855 ± 0.303</w:t>
             </w:r>
@@ -10357,7 +10371,7 @@
         </w:trPr>
         <w:tc>
           <w:tcPr>
-            <w:tcW w:w="1887" w:type="dxa"/>
+            <w:tcW w:w="1980" w:type="dxa"/>
             <w:vAlign w:val="bottom"/>
           </w:tcPr>
           <w:p>
@@ -10366,15 +10380,11 @@
               <w:jc w:val="center"/>
               <w:rPr>
                 <w:rFonts w:ascii="Times New Roman" w:hAnsi="Times New Roman" w:cs="Times New Roman"/>
-                <w:sz w:val="20"/>
-                <w:szCs w:val="20"/>
-              </w:rPr>
-            </w:pPr>
-            <w:r>
-              <w:rPr>
-                <w:rFonts w:ascii="Times New Roman" w:hAnsi="Times New Roman" w:cs="Times New Roman"/>
-                <w:sz w:val="20"/>
-                <w:szCs w:val="20"/>
+              </w:rPr>
+            </w:pPr>
+            <w:r>
+              <w:rPr>
+                <w:rFonts w:ascii="Times New Roman" w:hAnsi="Times New Roman" w:cs="Times New Roman"/>
               </w:rPr>
               <w:t>State-DEMD</w:t>
             </w:r>
@@ -10382,7 +10392,7 @@
         </w:tc>
         <w:tc>
           <w:tcPr>
-            <w:tcW w:w="3513" w:type="dxa"/>
+            <w:tcW w:w="3420" w:type="dxa"/>
             <w:vAlign w:val="bottom"/>
           </w:tcPr>
           <w:p>
@@ -10391,17 +10401,25 @@
               <w:jc w:val="center"/>
               <w:rPr>
                 <w:rFonts w:ascii="Times New Roman" w:hAnsi="Times New Roman" w:cs="Times New Roman"/>
-                <w:sz w:val="20"/>
-                <w:szCs w:val="20"/>
-              </w:rPr>
-            </w:pPr>
-            <w:r>
-              <w:rPr>
-                <w:rFonts w:ascii="Times New Roman" w:hAnsi="Times New Roman" w:cs="Times New Roman"/>
-                <w:sz w:val="20"/>
-                <w:szCs w:val="20"/>
-              </w:rPr>
-              <w:t>2.606 ± 1.016</w:t>
+              </w:rPr>
+            </w:pPr>
+            <w:r>
+              <w:rPr>
+                <w:rFonts w:ascii="Times New Roman" w:hAnsi="Times New Roman" w:cs="Times New Roman"/>
+              </w:rPr>
+              <w:t xml:space="preserve">1096.128 </w:t>
+            </w:r>
+            <w:r>
+              <w:rPr>
+                <w:rFonts w:ascii="Times New Roman" w:hAnsi="Times New Roman" w:cs="Times New Roman"/>
+              </w:rPr>
+              <w:t xml:space="preserve">± </w:t>
+            </w:r>
+            <w:r>
+              <w:rPr>
+                <w:rFonts w:ascii="Times New Roman" w:hAnsi="Times New Roman" w:cs="Times New Roman"/>
+              </w:rPr>
+              <w:t>1265668</w:t>
             </w:r>
           </w:p>
         </w:tc>
@@ -10416,15 +10434,11 @@
               <w:jc w:val="center"/>
               <w:rPr>
                 <w:rFonts w:ascii="Times New Roman" w:hAnsi="Times New Roman" w:cs="Times New Roman"/>
-                <w:sz w:val="20"/>
-                <w:szCs w:val="20"/>
-              </w:rPr>
-            </w:pPr>
-            <w:r>
-              <w:rPr>
-                <w:rFonts w:ascii="Times New Roman" w:hAnsi="Times New Roman" w:cs="Times New Roman"/>
-                <w:sz w:val="20"/>
-                <w:szCs w:val="20"/>
+              </w:rPr>
+            </w:pPr>
+            <w:r>
+              <w:rPr>
+                <w:rFonts w:ascii="Times New Roman" w:hAnsi="Times New Roman" w:cs="Times New Roman"/>
               </w:rPr>
               <w:t>-0.168 ± 0.275</w:t>
             </w:r>
@@ -10437,7 +10451,7 @@
         </w:trPr>
         <w:tc>
           <w:tcPr>
-            <w:tcW w:w="1887" w:type="dxa"/>
+            <w:tcW w:w="1980" w:type="dxa"/>
             <w:vAlign w:val="bottom"/>
           </w:tcPr>
           <w:p>
@@ -10446,15 +10460,11 @@
               <w:jc w:val="center"/>
               <w:rPr>
                 <w:rFonts w:ascii="Times New Roman" w:hAnsi="Times New Roman" w:cs="Times New Roman"/>
-                <w:sz w:val="20"/>
-                <w:szCs w:val="20"/>
-              </w:rPr>
-            </w:pPr>
-            <w:r>
-              <w:rPr>
-                <w:rFonts w:ascii="Times New Roman" w:hAnsi="Times New Roman" w:cs="Times New Roman"/>
-                <w:sz w:val="20"/>
-                <w:szCs w:val="20"/>
+              </w:rPr>
+            </w:pPr>
+            <w:r>
+              <w:rPr>
+                <w:rFonts w:ascii="Times New Roman" w:hAnsi="Times New Roman" w:cs="Times New Roman"/>
               </w:rPr>
               <w:t>State-VA</w:t>
             </w:r>
@@ -10462,7 +10472,7 @@
         </w:tc>
         <w:tc>
           <w:tcPr>
-            <w:tcW w:w="3513" w:type="dxa"/>
+            <w:tcW w:w="3420" w:type="dxa"/>
             <w:vAlign w:val="bottom"/>
           </w:tcPr>
           <w:p>
@@ -10471,17 +10481,19 @@
               <w:jc w:val="center"/>
               <w:rPr>
                 <w:rFonts w:ascii="Times New Roman" w:hAnsi="Times New Roman" w:cs="Times New Roman"/>
-                <w:sz w:val="20"/>
-                <w:szCs w:val="20"/>
-              </w:rPr>
-            </w:pPr>
-            <w:r>
-              <w:rPr>
-                <w:rFonts w:ascii="Times New Roman" w:hAnsi="Times New Roman" w:cs="Times New Roman"/>
-                <w:sz w:val="20"/>
-                <w:szCs w:val="20"/>
-              </w:rPr>
-              <w:t>2.771 ± 1.011</w:t>
+              </w:rPr>
+            </w:pPr>
+            <w:r>
+              <w:rPr>
+                <w:rFonts w:ascii="Times New Roman" w:hAnsi="Times New Roman" w:cs="Times New Roman"/>
+              </w:rPr>
+              <w:t xml:space="preserve">1096.573 </w:t>
+            </w:r>
+            <w:r>
+              <w:rPr>
+                <w:rFonts w:ascii="Times New Roman" w:hAnsi="Times New Roman" w:cs="Times New Roman"/>
+              </w:rPr>
+              <w:t>± 1.011</w:t>
             </w:r>
           </w:p>
         </w:tc>
@@ -10496,15 +10508,11 @@
               <w:jc w:val="center"/>
               <w:rPr>
                 <w:rFonts w:ascii="Times New Roman" w:hAnsi="Times New Roman" w:cs="Times New Roman"/>
-                <w:sz w:val="20"/>
-                <w:szCs w:val="20"/>
-              </w:rPr>
-            </w:pPr>
-            <w:r>
-              <w:rPr>
-                <w:rFonts w:ascii="Times New Roman" w:hAnsi="Times New Roman" w:cs="Times New Roman"/>
-                <w:sz w:val="20"/>
-                <w:szCs w:val="20"/>
+              </w:rPr>
+            </w:pPr>
+            <w:r>
+              <w:rPr>
+                <w:rFonts w:ascii="Times New Roman" w:hAnsi="Times New Roman" w:cs="Times New Roman"/>
               </w:rPr>
               <w:t>-1.094 ± 0.278</w:t>
             </w:r>
@@ -10517,7 +10525,7 @@
         </w:trPr>
         <w:tc>
           <w:tcPr>
-            <w:tcW w:w="1887" w:type="dxa"/>
+            <w:tcW w:w="1980" w:type="dxa"/>
             <w:vAlign w:val="bottom"/>
           </w:tcPr>
           <w:p>
@@ -10526,15 +10534,11 @@
               <w:jc w:val="center"/>
               <w:rPr>
                 <w:rFonts w:ascii="Times New Roman" w:hAnsi="Times New Roman" w:cs="Times New Roman"/>
-                <w:sz w:val="20"/>
-                <w:szCs w:val="20"/>
-              </w:rPr>
-            </w:pPr>
-            <w:r>
-              <w:rPr>
-                <w:rFonts w:ascii="Times New Roman" w:hAnsi="Times New Roman" w:cs="Times New Roman"/>
-                <w:sz w:val="20"/>
-                <w:szCs w:val="20"/>
+              </w:rPr>
+            </w:pPr>
+            <w:r>
+              <w:rPr>
+                <w:rFonts w:ascii="Times New Roman" w:hAnsi="Times New Roman" w:cs="Times New Roman"/>
               </w:rPr>
               <w:t>State-NC</w:t>
             </w:r>
@@ -10542,7 +10546,7 @@
         </w:tc>
         <w:tc>
           <w:tcPr>
-            <w:tcW w:w="3513" w:type="dxa"/>
+            <w:tcW w:w="3420" w:type="dxa"/>
             <w:vAlign w:val="bottom"/>
           </w:tcPr>
           <w:p>
@@ -10551,17 +10555,19 @@
               <w:jc w:val="center"/>
               <w:rPr>
                 <w:rFonts w:ascii="Times New Roman" w:hAnsi="Times New Roman" w:cs="Times New Roman"/>
-                <w:sz w:val="20"/>
-                <w:szCs w:val="20"/>
-              </w:rPr>
-            </w:pPr>
-            <w:r>
-              <w:rPr>
-                <w:rFonts w:ascii="Times New Roman" w:hAnsi="Times New Roman" w:cs="Times New Roman"/>
-                <w:sz w:val="20"/>
-                <w:szCs w:val="20"/>
-              </w:rPr>
-              <w:t>3.796 ± 1.008</w:t>
+              </w:rPr>
+            </w:pPr>
+            <w:r>
+              <w:rPr>
+                <w:rFonts w:ascii="Times New Roman" w:hAnsi="Times New Roman" w:cs="Times New Roman"/>
+              </w:rPr>
+              <w:t xml:space="preserve">1097.789 </w:t>
+            </w:r>
+            <w:r>
+              <w:rPr>
+                <w:rFonts w:ascii="Times New Roman" w:hAnsi="Times New Roman" w:cs="Times New Roman"/>
+              </w:rPr>
+              <w:t>± 1.008</w:t>
             </w:r>
           </w:p>
         </w:tc>
@@ -10576,15 +10582,11 @@
               <w:jc w:val="center"/>
               <w:rPr>
                 <w:rFonts w:ascii="Times New Roman" w:hAnsi="Times New Roman" w:cs="Times New Roman"/>
-                <w:sz w:val="20"/>
-                <w:szCs w:val="20"/>
-              </w:rPr>
-            </w:pPr>
-            <w:r>
-              <w:rPr>
-                <w:rFonts w:ascii="Times New Roman" w:hAnsi="Times New Roman" w:cs="Times New Roman"/>
-                <w:sz w:val="20"/>
-                <w:szCs w:val="20"/>
+              </w:rPr>
+            </w:pPr>
+            <w:r>
+              <w:rPr>
+                <w:rFonts w:ascii="Times New Roman" w:hAnsi="Times New Roman" w:cs="Times New Roman"/>
               </w:rPr>
               <w:t>-0.992 ± 0.288</w:t>
             </w:r>
@@ -10597,7 +10599,7 @@
         </w:trPr>
         <w:tc>
           <w:tcPr>
-            <w:tcW w:w="1887" w:type="dxa"/>
+            <w:tcW w:w="1980" w:type="dxa"/>
             <w:vAlign w:val="bottom"/>
           </w:tcPr>
           <w:p>
@@ -10606,15 +10608,11 @@
               <w:jc w:val="center"/>
               <w:rPr>
                 <w:rFonts w:ascii="Times New Roman" w:hAnsi="Times New Roman" w:cs="Times New Roman"/>
-                <w:sz w:val="20"/>
-                <w:szCs w:val="20"/>
-              </w:rPr>
-            </w:pPr>
-            <w:r>
-              <w:rPr>
-                <w:rFonts w:ascii="Times New Roman" w:hAnsi="Times New Roman" w:cs="Times New Roman"/>
-                <w:sz w:val="20"/>
-                <w:szCs w:val="20"/>
+              </w:rPr>
+            </w:pPr>
+            <w:r>
+              <w:rPr>
+                <w:rFonts w:ascii="Times New Roman" w:hAnsi="Times New Roman" w:cs="Times New Roman"/>
               </w:rPr>
               <w:t>State-SC-GA-FL</w:t>
             </w:r>
@@ -10622,7 +10620,7 @@
         </w:tc>
         <w:tc>
           <w:tcPr>
-            <w:tcW w:w="3513" w:type="dxa"/>
+            <w:tcW w:w="3420" w:type="dxa"/>
             <w:vAlign w:val="bottom"/>
           </w:tcPr>
           <w:p>
@@ -10631,17 +10629,19 @@
               <w:jc w:val="center"/>
               <w:rPr>
                 <w:rFonts w:ascii="Times New Roman" w:hAnsi="Times New Roman" w:cs="Times New Roman"/>
-                <w:sz w:val="20"/>
-                <w:szCs w:val="20"/>
-              </w:rPr>
-            </w:pPr>
-            <w:r>
-              <w:rPr>
-                <w:rFonts w:ascii="Times New Roman" w:hAnsi="Times New Roman" w:cs="Times New Roman"/>
-                <w:sz w:val="20"/>
-                <w:szCs w:val="20"/>
-              </w:rPr>
-              <w:t>3.348 ± 1.012</w:t>
+              </w:rPr>
+            </w:pPr>
+            <w:r>
+              <w:rPr>
+                <w:rFonts w:ascii="Times New Roman" w:hAnsi="Times New Roman" w:cs="Times New Roman"/>
+              </w:rPr>
+              <w:t xml:space="preserve">1097.628 </w:t>
+            </w:r>
+            <w:r>
+              <w:rPr>
+                <w:rFonts w:ascii="Times New Roman" w:hAnsi="Times New Roman" w:cs="Times New Roman"/>
+              </w:rPr>
+              <w:t>± 1.012</w:t>
             </w:r>
           </w:p>
         </w:tc>
@@ -10656,15 +10656,11 @@
               <w:jc w:val="center"/>
               <w:rPr>
                 <w:rFonts w:ascii="Times New Roman" w:hAnsi="Times New Roman" w:cs="Times New Roman"/>
-                <w:sz w:val="20"/>
-                <w:szCs w:val="20"/>
-              </w:rPr>
-            </w:pPr>
-            <w:r>
-              <w:rPr>
-                <w:rFonts w:ascii="Times New Roman" w:hAnsi="Times New Roman" w:cs="Times New Roman"/>
-                <w:sz w:val="20"/>
-                <w:szCs w:val="20"/>
+              </w:rPr>
+            </w:pPr>
+            <w:r>
+              <w:rPr>
+                <w:rFonts w:ascii="Times New Roman" w:hAnsi="Times New Roman" w:cs="Times New Roman"/>
               </w:rPr>
               <w:t>-0.599 ± 0.399</w:t>
             </w:r>
@@ -10677,7 +10673,7 @@
         </w:trPr>
         <w:tc>
           <w:tcPr>
-            <w:tcW w:w="1887" w:type="dxa"/>
+            <w:tcW w:w="1980" w:type="dxa"/>
             <w:vAlign w:val="bottom"/>
           </w:tcPr>
           <w:p>
@@ -10686,15 +10682,11 @@
               <w:jc w:val="center"/>
               <w:rPr>
                 <w:rFonts w:ascii="Times New Roman" w:hAnsi="Times New Roman" w:cs="Times New Roman"/>
-                <w:sz w:val="20"/>
-                <w:szCs w:val="20"/>
-              </w:rPr>
-            </w:pPr>
-            <w:r>
-              <w:rPr>
-                <w:rFonts w:ascii="Times New Roman" w:hAnsi="Times New Roman" w:cs="Times New Roman"/>
-                <w:sz w:val="20"/>
-                <w:szCs w:val="20"/>
+              </w:rPr>
+            </w:pPr>
+            <w:r>
+              <w:rPr>
+                <w:rFonts w:ascii="Times New Roman" w:hAnsi="Times New Roman" w:cs="Times New Roman"/>
               </w:rPr>
               <w:t>Depth (m)</w:t>
             </w:r>
@@ -10702,7 +10694,7 @@
         </w:tc>
         <w:tc>
           <w:tcPr>
-            <w:tcW w:w="3513" w:type="dxa"/>
+            <w:tcW w:w="3420" w:type="dxa"/>
             <w:vAlign w:val="bottom"/>
           </w:tcPr>
           <w:p>
@@ -10711,17 +10703,19 @@
               <w:jc w:val="center"/>
               <w:rPr>
                 <w:rFonts w:ascii="Times New Roman" w:hAnsi="Times New Roman" w:cs="Times New Roman"/>
-                <w:sz w:val="20"/>
-                <w:szCs w:val="20"/>
-              </w:rPr>
-            </w:pPr>
-            <w:r>
-              <w:rPr>
-                <w:rFonts w:ascii="Times New Roman" w:hAnsi="Times New Roman" w:cs="Times New Roman"/>
-                <w:sz w:val="20"/>
-                <w:szCs w:val="20"/>
-              </w:rPr>
-              <w:t>-0.045 ± 0.004</w:t>
+              </w:rPr>
+            </w:pPr>
+            <w:r>
+              <w:rPr>
+                <w:rFonts w:ascii="Times New Roman" w:hAnsi="Times New Roman" w:cs="Times New Roman"/>
+              </w:rPr>
+              <w:t>-0.043</w:t>
+            </w:r>
+            <w:r>
+              <w:rPr>
+                <w:rFonts w:ascii="Times New Roman" w:hAnsi="Times New Roman" w:cs="Times New Roman"/>
+              </w:rPr>
+              <w:t>± 0.004</w:t>
             </w:r>
           </w:p>
         </w:tc>
@@ -10736,15 +10730,11 @@
               <w:jc w:val="center"/>
               <w:rPr>
                 <w:rFonts w:ascii="Times New Roman" w:hAnsi="Times New Roman" w:cs="Times New Roman"/>
-                <w:sz w:val="20"/>
-                <w:szCs w:val="20"/>
-              </w:rPr>
-            </w:pPr>
-            <w:r>
-              <w:rPr>
-                <w:rFonts w:ascii="Times New Roman" w:hAnsi="Times New Roman" w:cs="Times New Roman"/>
-                <w:sz w:val="20"/>
-                <w:szCs w:val="20"/>
+              </w:rPr>
+            </w:pPr>
+            <w:r>
+              <w:rPr>
+                <w:rFonts w:ascii="Times New Roman" w:hAnsi="Times New Roman" w:cs="Times New Roman"/>
               </w:rPr>
               <w:t>-0.075 ± 0.004</w:t>
             </w:r>
@@ -10757,7 +10747,7 @@
         </w:trPr>
         <w:tc>
           <w:tcPr>
-            <w:tcW w:w="1887" w:type="dxa"/>
+            <w:tcW w:w="1980" w:type="dxa"/>
             <w:vAlign w:val="bottom"/>
           </w:tcPr>
           <w:p>
@@ -10766,15 +10756,11 @@
               <w:jc w:val="center"/>
               <w:rPr>
                 <w:rFonts w:ascii="Times New Roman" w:hAnsi="Times New Roman" w:cs="Times New Roman"/>
-                <w:sz w:val="20"/>
-                <w:szCs w:val="20"/>
-              </w:rPr>
-            </w:pPr>
-            <w:r>
-              <w:rPr>
-                <w:rFonts w:ascii="Times New Roman" w:hAnsi="Times New Roman" w:cs="Times New Roman"/>
-                <w:sz w:val="20"/>
-                <w:szCs w:val="20"/>
+              </w:rPr>
+            </w:pPr>
+            <w:r>
+              <w:rPr>
+                <w:rFonts w:ascii="Times New Roman" w:hAnsi="Times New Roman" w:cs="Times New Roman"/>
               </w:rPr>
               <w:t>Water Temp (°C)</w:t>
             </w:r>
@@ -10782,7 +10768,7 @@
         </w:tc>
         <w:tc>
           <w:tcPr>
-            <w:tcW w:w="3513" w:type="dxa"/>
+            <w:tcW w:w="3420" w:type="dxa"/>
             <w:vAlign w:val="bottom"/>
           </w:tcPr>
           <w:p>
@@ -10791,10 +10777,14 @@
               <w:jc w:val="center"/>
               <w:rPr>
                 <w:rFonts w:ascii="Times New Roman" w:hAnsi="Times New Roman" w:cs="Times New Roman"/>
-                <w:sz w:val="20"/>
-                <w:szCs w:val="20"/>
-              </w:rPr>
-            </w:pPr>
+              </w:rPr>
+            </w:pPr>
+            <w:r>
+              <w:rPr>
+                <w:rFonts w:ascii="Times New Roman" w:hAnsi="Times New Roman" w:cs="Times New Roman"/>
+              </w:rPr>
+              <w:t>-0.013 ± 0.005</w:t>
+            </w:r>
           </w:p>
         </w:tc>
         <w:tc>
@@ -10808,15 +10798,11 @@
               <w:jc w:val="center"/>
               <w:rPr>
                 <w:rFonts w:ascii="Times New Roman" w:hAnsi="Times New Roman" w:cs="Times New Roman"/>
-                <w:sz w:val="20"/>
-                <w:szCs w:val="20"/>
-              </w:rPr>
-            </w:pPr>
-            <w:r>
-              <w:rPr>
-                <w:rFonts w:ascii="Times New Roman" w:hAnsi="Times New Roman" w:cs="Times New Roman"/>
-                <w:sz w:val="20"/>
-                <w:szCs w:val="20"/>
+              </w:rPr>
+            </w:pPr>
+            <w:r>
+              <w:rPr>
+                <w:rFonts w:ascii="Times New Roman" w:hAnsi="Times New Roman" w:cs="Times New Roman"/>
               </w:rPr>
               <w:t>-0.021 ± 0.006</w:t>
             </w:r>
@@ -10829,7 +10815,7 @@
         </w:trPr>
         <w:tc>
           <w:tcPr>
-            <w:tcW w:w="1887" w:type="dxa"/>
+            <w:tcW w:w="1980" w:type="dxa"/>
             <w:vAlign w:val="bottom"/>
           </w:tcPr>
           <w:p>
@@ -10838,15 +10824,13 @@
               <w:jc w:val="center"/>
               <w:rPr>
                 <w:rFonts w:ascii="Times New Roman" w:hAnsi="Times New Roman" w:cs="Times New Roman"/>
-                <w:sz w:val="20"/>
-                <w:szCs w:val="20"/>
-              </w:rPr>
-            </w:pPr>
-          </w:p>
-        </w:tc>
-        <w:tc>
-          <w:tcPr>
-            <w:tcW w:w="3513" w:type="dxa"/>
+              </w:rPr>
+            </w:pPr>
+          </w:p>
+        </w:tc>
+        <w:tc>
+          <w:tcPr>
+            <w:tcW w:w="3420" w:type="dxa"/>
             <w:vAlign w:val="bottom"/>
           </w:tcPr>
           <w:p>
@@ -10855,8 +10839,6 @@
               <w:jc w:val="center"/>
               <w:rPr>
                 <w:rFonts w:ascii="Times New Roman" w:hAnsi="Times New Roman" w:cs="Times New Roman"/>
-                <w:sz w:val="20"/>
-                <w:szCs w:val="20"/>
               </w:rPr>
             </w:pPr>
           </w:p>
@@ -10872,8 +10854,6 @@
               <w:jc w:val="center"/>
               <w:rPr>
                 <w:rFonts w:ascii="Times New Roman" w:hAnsi="Times New Roman" w:cs="Times New Roman"/>
-                <w:sz w:val="20"/>
-                <w:szCs w:val="20"/>
               </w:rPr>
             </w:pPr>
           </w:p>
@@ -10885,7 +10865,7 @@
         </w:trPr>
         <w:tc>
           <w:tcPr>
-            <w:tcW w:w="1887" w:type="dxa"/>
+            <w:tcW w:w="1980" w:type="dxa"/>
             <w:vAlign w:val="bottom"/>
           </w:tcPr>
           <w:p>
@@ -10894,16 +10874,12 @@
               <w:jc w:val="center"/>
               <w:rPr>
                 <w:rFonts w:ascii="Times New Roman" w:hAnsi="Times New Roman" w:cs="Times New Roman"/>
-                <w:sz w:val="20"/>
-                <w:szCs w:val="20"/>
               </w:rPr>
             </w:pPr>
             <w:proofErr w:type="spellStart"/>
             <w:r>
               <w:rPr>
                 <w:rFonts w:ascii="Times New Roman" w:hAnsi="Times New Roman" w:cs="Times New Roman"/>
-                <w:sz w:val="20"/>
-                <w:szCs w:val="20"/>
               </w:rPr>
               <w:t>Num.Obs</w:t>
             </w:r>
@@ -10911,8 +10887,6 @@
             <w:r>
               <w:rPr>
                 <w:rFonts w:ascii="Times New Roman" w:hAnsi="Times New Roman" w:cs="Times New Roman"/>
-                <w:sz w:val="20"/>
-                <w:szCs w:val="20"/>
               </w:rPr>
               <w:t>.</w:t>
             </w:r>
@@ -10920,7 +10894,7 @@
         </w:tc>
         <w:tc>
           <w:tcPr>
-            <w:tcW w:w="3513" w:type="dxa"/>
+            <w:tcW w:w="3420" w:type="dxa"/>
             <w:vAlign w:val="bottom"/>
           </w:tcPr>
           <w:p>
@@ -10929,15 +10903,11 @@
               <w:jc w:val="center"/>
               <w:rPr>
                 <w:rFonts w:ascii="Times New Roman" w:hAnsi="Times New Roman" w:cs="Times New Roman"/>
-                <w:sz w:val="20"/>
-                <w:szCs w:val="20"/>
-              </w:rPr>
-            </w:pPr>
-            <w:r>
-              <w:rPr>
-                <w:rFonts w:ascii="Times New Roman" w:hAnsi="Times New Roman" w:cs="Times New Roman"/>
-                <w:sz w:val="20"/>
-                <w:szCs w:val="20"/>
+              </w:rPr>
+            </w:pPr>
+            <w:r>
+              <w:rPr>
+                <w:rFonts w:ascii="Times New Roman" w:hAnsi="Times New Roman" w:cs="Times New Roman"/>
               </w:rPr>
               <w:t>56943</w:t>
             </w:r>
@@ -10954,15 +10924,11 @@
               <w:jc w:val="center"/>
               <w:rPr>
                 <w:rFonts w:ascii="Times New Roman" w:hAnsi="Times New Roman" w:cs="Times New Roman"/>
-                <w:sz w:val="20"/>
-                <w:szCs w:val="20"/>
-              </w:rPr>
-            </w:pPr>
-            <w:r>
-              <w:rPr>
-                <w:rFonts w:ascii="Times New Roman" w:hAnsi="Times New Roman" w:cs="Times New Roman"/>
-                <w:sz w:val="20"/>
-                <w:szCs w:val="20"/>
+              </w:rPr>
+            </w:pPr>
+            <w:r>
+              <w:rPr>
+                <w:rFonts w:ascii="Times New Roman" w:hAnsi="Times New Roman" w:cs="Times New Roman"/>
               </w:rPr>
               <w:t>39316</w:t>
             </w:r>
@@ -10975,7 +10941,7 @@
         </w:trPr>
         <w:tc>
           <w:tcPr>
-            <w:tcW w:w="1887" w:type="dxa"/>
+            <w:tcW w:w="1980" w:type="dxa"/>
             <w:vAlign w:val="bottom"/>
           </w:tcPr>
           <w:p>
@@ -10984,15 +10950,11 @@
               <w:jc w:val="center"/>
               <w:rPr>
                 <w:rFonts w:ascii="Times New Roman" w:hAnsi="Times New Roman" w:cs="Times New Roman"/>
-                <w:sz w:val="20"/>
-                <w:szCs w:val="20"/>
-              </w:rPr>
-            </w:pPr>
-            <w:r>
-              <w:rPr>
-                <w:rFonts w:ascii="Times New Roman" w:hAnsi="Times New Roman" w:cs="Times New Roman"/>
-                <w:sz w:val="20"/>
-                <w:szCs w:val="20"/>
+              </w:rPr>
+            </w:pPr>
+            <w:r>
+              <w:rPr>
+                <w:rFonts w:ascii="Times New Roman" w:hAnsi="Times New Roman" w:cs="Times New Roman"/>
               </w:rPr>
               <w:t>R2</w:t>
             </w:r>
@@ -11000,7 +10962,7 @@
         </w:tc>
         <w:tc>
           <w:tcPr>
-            <w:tcW w:w="3513" w:type="dxa"/>
+            <w:tcW w:w="3420" w:type="dxa"/>
             <w:vAlign w:val="bottom"/>
           </w:tcPr>
           <w:p>
@@ -11009,17 +10971,19 @@
               <w:jc w:val="center"/>
               <w:rPr>
                 <w:rFonts w:ascii="Times New Roman" w:hAnsi="Times New Roman" w:cs="Times New Roman"/>
-                <w:sz w:val="20"/>
-                <w:szCs w:val="20"/>
-              </w:rPr>
-            </w:pPr>
-            <w:r>
-              <w:rPr>
-                <w:rFonts w:ascii="Times New Roman" w:hAnsi="Times New Roman" w:cs="Times New Roman"/>
-                <w:sz w:val="20"/>
-                <w:szCs w:val="20"/>
-              </w:rPr>
-              <w:t>0.536</w:t>
+              </w:rPr>
+            </w:pPr>
+            <w:r>
+              <w:rPr>
+                <w:rFonts w:ascii="Times New Roman" w:hAnsi="Times New Roman" w:cs="Times New Roman"/>
+              </w:rPr>
+              <w:t>0.53</w:t>
+            </w:r>
+            <w:r>
+              <w:rPr>
+                <w:rFonts w:ascii="Times New Roman" w:hAnsi="Times New Roman" w:cs="Times New Roman"/>
+              </w:rPr>
+              <w:t>9</w:t>
             </w:r>
           </w:p>
         </w:tc>
@@ -11034,15 +10998,11 @@
               <w:jc w:val="center"/>
               <w:rPr>
                 <w:rFonts w:ascii="Times New Roman" w:hAnsi="Times New Roman" w:cs="Times New Roman"/>
-                <w:sz w:val="20"/>
-                <w:szCs w:val="20"/>
-              </w:rPr>
-            </w:pPr>
-            <w:r>
-              <w:rPr>
-                <w:rFonts w:ascii="Times New Roman" w:hAnsi="Times New Roman" w:cs="Times New Roman"/>
-                <w:sz w:val="20"/>
-                <w:szCs w:val="20"/>
+              </w:rPr>
+            </w:pPr>
+            <w:r>
+              <w:rPr>
+                <w:rFonts w:ascii="Times New Roman" w:hAnsi="Times New Roman" w:cs="Times New Roman"/>
               </w:rPr>
               <w:t>0.596</w:t>
             </w:r>
@@ -11055,7 +11015,7 @@
         </w:trPr>
         <w:tc>
           <w:tcPr>
-            <w:tcW w:w="1887" w:type="dxa"/>
+            <w:tcW w:w="1980" w:type="dxa"/>
             <w:vAlign w:val="bottom"/>
           </w:tcPr>
           <w:p>
@@ -11064,15 +11024,11 @@
               <w:jc w:val="center"/>
               <w:rPr>
                 <w:rFonts w:ascii="Times New Roman" w:hAnsi="Times New Roman" w:cs="Times New Roman"/>
-                <w:sz w:val="20"/>
-                <w:szCs w:val="20"/>
-              </w:rPr>
-            </w:pPr>
-            <w:r>
-              <w:rPr>
-                <w:rFonts w:ascii="Times New Roman" w:hAnsi="Times New Roman" w:cs="Times New Roman"/>
-                <w:sz w:val="20"/>
-                <w:szCs w:val="20"/>
+              </w:rPr>
+            </w:pPr>
+            <w:r>
+              <w:rPr>
+                <w:rFonts w:ascii="Times New Roman" w:hAnsi="Times New Roman" w:cs="Times New Roman"/>
               </w:rPr>
               <w:t>AIC</w:t>
             </w:r>
@@ -11080,8 +11036,7 @@
         </w:tc>
         <w:tc>
           <w:tcPr>
-            <w:tcW w:w="3513" w:type="dxa"/>
-            <w:vAlign w:val="bottom"/>
+            <w:tcW w:w="3420" w:type="dxa"/>
           </w:tcPr>
           <w:p>
             <w:pPr>
@@ -11089,17 +11044,13 @@
               <w:jc w:val="center"/>
               <w:rPr>
                 <w:rFonts w:ascii="Times New Roman" w:hAnsi="Times New Roman" w:cs="Times New Roman"/>
-                <w:sz w:val="20"/>
-                <w:szCs w:val="20"/>
-              </w:rPr>
-            </w:pPr>
-            <w:r>
-              <w:rPr>
-                <w:rFonts w:ascii="Times New Roman" w:hAnsi="Times New Roman" w:cs="Times New Roman"/>
-                <w:sz w:val="20"/>
-                <w:szCs w:val="20"/>
-              </w:rPr>
-              <w:t>27137.4</w:t>
+              </w:rPr>
+            </w:pPr>
+            <w:r>
+              <w:rPr>
+                <w:rFonts w:ascii="Times New Roman" w:hAnsi="Times New Roman" w:cs="Times New Roman"/>
+              </w:rPr>
+              <w:t>32959.4</w:t>
             </w:r>
           </w:p>
         </w:tc>
@@ -11114,15 +11065,11 @@
               <w:jc w:val="center"/>
               <w:rPr>
                 <w:rFonts w:ascii="Times New Roman" w:hAnsi="Times New Roman" w:cs="Times New Roman"/>
-                <w:sz w:val="20"/>
-                <w:szCs w:val="20"/>
-              </w:rPr>
-            </w:pPr>
-            <w:r>
-              <w:rPr>
-                <w:rFonts w:ascii="Times New Roman" w:hAnsi="Times New Roman" w:cs="Times New Roman"/>
-                <w:sz w:val="20"/>
-                <w:szCs w:val="20"/>
+              </w:rPr>
+            </w:pPr>
+            <w:r>
+              <w:rPr>
+                <w:rFonts w:ascii="Times New Roman" w:hAnsi="Times New Roman" w:cs="Times New Roman"/>
               </w:rPr>
               <w:t>21013.3</w:t>
             </w:r>
@@ -11135,87 +11082,7 @@
         </w:trPr>
         <w:tc>
           <w:tcPr>
-            <w:tcW w:w="1887" w:type="dxa"/>
-            <w:vAlign w:val="bottom"/>
-          </w:tcPr>
-          <w:p>
-            <w:pPr>
-              <w:pStyle w:val="Compact"/>
-              <w:jc w:val="center"/>
-              <w:rPr>
-                <w:rFonts w:ascii="Times New Roman" w:hAnsi="Times New Roman" w:cs="Times New Roman"/>
-                <w:sz w:val="20"/>
-                <w:szCs w:val="20"/>
-              </w:rPr>
-            </w:pPr>
-            <w:r>
-              <w:rPr>
-                <w:rFonts w:ascii="Times New Roman" w:hAnsi="Times New Roman" w:cs="Times New Roman"/>
-                <w:sz w:val="20"/>
-                <w:szCs w:val="20"/>
-              </w:rPr>
-              <w:t>BIC</w:t>
-            </w:r>
-          </w:p>
-        </w:tc>
-        <w:tc>
-          <w:tcPr>
-            <w:tcW w:w="3513" w:type="dxa"/>
-            <w:vAlign w:val="bottom"/>
-          </w:tcPr>
-          <w:p>
-            <w:pPr>
-              <w:pStyle w:val="Compact"/>
-              <w:jc w:val="center"/>
-              <w:rPr>
-                <w:rFonts w:ascii="Times New Roman" w:hAnsi="Times New Roman" w:cs="Times New Roman"/>
-                <w:sz w:val="20"/>
-                <w:szCs w:val="20"/>
-              </w:rPr>
-            </w:pPr>
-            <w:r>
-              <w:rPr>
-                <w:rFonts w:ascii="Times New Roman" w:hAnsi="Times New Roman" w:cs="Times New Roman"/>
-                <w:sz w:val="20"/>
-                <w:szCs w:val="20"/>
-              </w:rPr>
-              <w:t>27456.9</w:t>
-            </w:r>
-          </w:p>
-        </w:tc>
-        <w:tc>
-          <w:tcPr>
-            <w:tcW w:w="3514" w:type="dxa"/>
-            <w:vAlign w:val="bottom"/>
-          </w:tcPr>
-          <w:p>
-            <w:pPr>
-              <w:pStyle w:val="Compact"/>
-              <w:jc w:val="center"/>
-              <w:rPr>
-                <w:rFonts w:ascii="Times New Roman" w:hAnsi="Times New Roman" w:cs="Times New Roman"/>
-                <w:sz w:val="20"/>
-                <w:szCs w:val="20"/>
-              </w:rPr>
-            </w:pPr>
-            <w:r>
-              <w:rPr>
-                <w:rFonts w:ascii="Times New Roman" w:hAnsi="Times New Roman" w:cs="Times New Roman"/>
-                <w:sz w:val="20"/>
-                <w:szCs w:val="20"/>
-              </w:rPr>
-              <w:t>21527.8</w:t>
-            </w:r>
-          </w:p>
-        </w:tc>
-      </w:tr>
-      <w:tr>
-        <w:trPr>
-          <w:trHeight w:val="302"/>
-        </w:trPr>
-        <w:tc>
-          <w:tcPr>
-            <w:tcW w:w="1887" w:type="dxa"/>
+            <w:tcW w:w="1980" w:type="dxa"/>
             <w:tcBorders>
               <w:bottom w:val="single" w:sz="4" w:space="0" w:color="auto"/>
             </w:tcBorders>
@@ -11227,15 +11094,11 @@
               <w:jc w:val="center"/>
               <w:rPr>
                 <w:rFonts w:ascii="Times New Roman" w:hAnsi="Times New Roman" w:cs="Times New Roman"/>
-                <w:sz w:val="20"/>
-                <w:szCs w:val="20"/>
-              </w:rPr>
-            </w:pPr>
-            <w:r>
-              <w:rPr>
-                <w:rFonts w:ascii="Times New Roman" w:hAnsi="Times New Roman" w:cs="Times New Roman"/>
-                <w:sz w:val="20"/>
-                <w:szCs w:val="20"/>
+              </w:rPr>
+            </w:pPr>
+            <w:r>
+              <w:rPr>
+                <w:rFonts w:ascii="Times New Roman" w:hAnsi="Times New Roman" w:cs="Times New Roman"/>
               </w:rPr>
               <w:t>RMSE</w:t>
             </w:r>
@@ -11243,7 +11106,7 @@
         </w:tc>
         <w:tc>
           <w:tcPr>
-            <w:tcW w:w="3513" w:type="dxa"/>
+            <w:tcW w:w="3420" w:type="dxa"/>
             <w:tcBorders>
               <w:bottom w:val="single" w:sz="4" w:space="0" w:color="auto"/>
             </w:tcBorders>
@@ -11255,15 +11118,11 @@
               <w:jc w:val="center"/>
               <w:rPr>
                 <w:rFonts w:ascii="Times New Roman" w:hAnsi="Times New Roman" w:cs="Times New Roman"/>
-                <w:sz w:val="20"/>
-                <w:szCs w:val="20"/>
-              </w:rPr>
-            </w:pPr>
-            <w:r>
-              <w:rPr>
-                <w:rFonts w:ascii="Times New Roman" w:hAnsi="Times New Roman" w:cs="Times New Roman"/>
-                <w:sz w:val="20"/>
-                <w:szCs w:val="20"/>
+              </w:rPr>
+            </w:pPr>
+            <w:r>
+              <w:rPr>
+                <w:rFonts w:ascii="Times New Roman" w:hAnsi="Times New Roman" w:cs="Times New Roman"/>
               </w:rPr>
               <w:t>0.26</w:t>
             </w:r>
@@ -11283,15 +11142,11 @@
               <w:jc w:val="center"/>
               <w:rPr>
                 <w:rFonts w:ascii="Times New Roman" w:hAnsi="Times New Roman" w:cs="Times New Roman"/>
-                <w:sz w:val="20"/>
-                <w:szCs w:val="20"/>
-              </w:rPr>
-            </w:pPr>
-            <w:r>
-              <w:rPr>
-                <w:rFonts w:ascii="Times New Roman" w:hAnsi="Times New Roman" w:cs="Times New Roman"/>
-                <w:sz w:val="20"/>
-                <w:szCs w:val="20"/>
+              </w:rPr>
+            </w:pPr>
+            <w:r>
+              <w:rPr>
+                <w:rFonts w:ascii="Times New Roman" w:hAnsi="Times New Roman" w:cs="Times New Roman"/>
               </w:rPr>
               <w:t>0.28</w:t>
             </w:r>
